--- a/server/src/templates/card-template.docx
+++ b/server/src/templates/card-template.docx
@@ -7,17 +7,16 @@
         <w:pStyle w:val="Normal"/>
         <w:jc w:val="right"/>
         <w:rPr>
-          <w:rFonts w:eastAsia="Times New Roman" w:cs="Times New Roman"/>
-          <w:sz w:val="22"/>
-          <w:szCs w:val="22"/>
+          <w:sz w:val="18"/>
+          <w:szCs w:val="18"/>
         </w:rPr>
       </w:pPr>
       <w:r>
         <w:rPr>
           <w:rFonts w:eastAsia="Times New Roman" w:cs="Times New Roman"/>
           <w:kern w:val="0"/>
-          <w:sz w:val="22"/>
-          <w:szCs w:val="22"/>
+          <w:sz w:val="18"/>
+          <w:szCs w:val="18"/>
         </w:rPr>
         <w:t>Лицевая сторона личной карточки</w:t>
       </w:r>
@@ -28,15 +27,15 @@
         <w:jc w:val="right"/>
         <w:rPr>
           <w:rFonts w:eastAsia="Times New Roman" w:cs="Times New Roman"/>
-          <w:sz w:val="22"/>
-          <w:szCs w:val="22"/>
+          <w:sz w:val="18"/>
+          <w:szCs w:val="18"/>
         </w:rPr>
       </w:pPr>
       <w:r>
         <w:rPr>
           <w:rFonts w:eastAsia="Times New Roman" w:cs="Times New Roman"/>
-          <w:sz w:val="22"/>
-          <w:szCs w:val="22"/>
+          <w:sz w:val="18"/>
+          <w:szCs w:val="18"/>
         </w:rPr>
       </w:r>
     </w:p>
@@ -44,7 +43,10 @@
       <w:pPr>
         <w:pStyle w:val="Normal"/>
         <w:jc w:val="center"/>
-        <w:rPr/>
+        <w:rPr>
+          <w:sz w:val="18"/>
+          <w:szCs w:val="18"/>
+        </w:rPr>
       </w:pPr>
       <w:r>
         <w:rPr>
@@ -52,8 +54,8 @@
           <w:b/>
           <w:bCs/>
           <w:kern w:val="0"/>
-          <w:sz w:val="22"/>
-          <w:szCs w:val="22"/>
+          <w:sz w:val="18"/>
+          <w:szCs w:val="18"/>
         </w:rPr>
         <w:t>ЛИЧНАЯ КАРТОЧКА № _______________</w:t>
       </w:r>
@@ -62,7 +64,10 @@
       <w:pPr>
         <w:pStyle w:val="Normal"/>
         <w:jc w:val="center"/>
-        <w:rPr/>
+        <w:rPr>
+          <w:sz w:val="18"/>
+          <w:szCs w:val="18"/>
+        </w:rPr>
       </w:pPr>
       <w:r>
         <w:rPr>
@@ -70,8 +75,8 @@
           <w:b/>
           <w:bCs/>
           <w:kern w:val="0"/>
-          <w:sz w:val="22"/>
-          <w:szCs w:val="22"/>
+          <w:sz w:val="18"/>
+          <w:szCs w:val="18"/>
         </w:rPr>
         <w:t>учета выдачи СИЗ</w:t>
       </w:r>
@@ -79,8 +84,8 @@
         <w:rPr>
           <w:rFonts w:eastAsia="Times New Roman" w:cs="Times New Roman"/>
           <w:kern w:val="0"/>
-          <w:sz w:val="22"/>
-          <w:szCs w:val="22"/>
+          <w:sz w:val="18"/>
+          <w:szCs w:val="18"/>
         </w:rPr>
         <w:t xml:space="preserve"> </w:t>
       </w:r>
@@ -89,10 +94,16 @@
       <w:pPr>
         <w:pStyle w:val="Normal"/>
         <w:jc w:val="left"/>
-        <w:rPr/>
+        <w:rPr>
+          <w:sz w:val="18"/>
+          <w:szCs w:val="18"/>
+        </w:rPr>
       </w:pPr>
       <w:r>
-        <w:rPr/>
+        <w:rPr>
+          <w:sz w:val="18"/>
+          <w:szCs w:val="18"/>
+        </w:rPr>
       </w:r>
     </w:p>
     <w:tbl>
@@ -112,9 +123,9 @@
       </w:tblPr>
       <w:tblGrid>
         <w:gridCol w:w="2978"/>
-        <w:gridCol w:w="3401"/>
+        <w:gridCol w:w="3400"/>
         <w:gridCol w:w="2094"/>
-        <w:gridCol w:w="2018"/>
+        <w:gridCol w:w="2019"/>
       </w:tblGrid>
       <w:tr>
         <w:trPr/>
@@ -132,18 +143,16 @@
               <w:spacing w:before="0" w:after="0"/>
               <w:jc w:val="left"/>
               <w:rPr>
-                <w:rFonts w:ascii="Times New Roman" w:hAnsi="Times New Roman" w:eastAsia="Noto Serif CJK SC" w:cs="Noto Sans Devanagari"/>
-                <w:kern w:val="0"/>
-                <w:sz w:val="20"/>
-                <w:szCs w:val="20"/>
+                <w:sz w:val="18"/>
+                <w:szCs w:val="18"/>
               </w:rPr>
             </w:pPr>
             <w:r>
               <w:rPr>
                 <w:rFonts w:eastAsia="Times New Roman" w:cs="Times New Roman"/>
                 <w:kern w:val="0"/>
-                <w:sz w:val="22"/>
-                <w:szCs w:val="22"/>
+                <w:sz w:val="18"/>
+                <w:szCs w:val="18"/>
               </w:rPr>
               <w:t>Фамилия</w:t>
             </w:r>
@@ -151,7 +160,7 @@
         </w:tc>
         <w:tc>
           <w:tcPr>
-            <w:tcW w:w="3401" w:type="dxa"/>
+            <w:tcW w:w="3400" w:type="dxa"/>
             <w:tcBorders/>
             <w:vAlign w:val="center"/>
           </w:tcPr>
@@ -162,14 +171,17 @@
               <w:suppressAutoHyphens w:val="true"/>
               <w:spacing w:before="0" w:after="0"/>
               <w:jc w:val="left"/>
-              <w:rPr/>
+              <w:rPr>
+                <w:sz w:val="18"/>
+                <w:szCs w:val="18"/>
+              </w:rPr>
             </w:pPr>
             <w:r>
               <w:rPr>
                 <w:rFonts w:eastAsia="Times New Roman" w:cs="Times New Roman"/>
                 <w:kern w:val="0"/>
-                <w:sz w:val="22"/>
-                <w:szCs w:val="22"/>
+                <w:sz w:val="18"/>
+                <w:szCs w:val="18"/>
               </w:rPr>
               <w:t>{lastName}</w:t>
             </w:r>
@@ -189,17 +201,16 @@
               <w:spacing w:before="0" w:after="0"/>
               <w:jc w:val="left"/>
               <w:rPr>
+                <w:sz w:val="18"/>
+                <w:szCs w:val="18"/>
+              </w:rPr>
+            </w:pPr>
+            <w:r>
+              <w:rPr>
                 <w:rFonts w:eastAsia="Times New Roman" w:cs="Times New Roman"/>
-                <w:sz w:val="22"/>
-                <w:szCs w:val="22"/>
-              </w:rPr>
-            </w:pPr>
-            <w:r>
-              <w:rPr>
-                <w:rFonts w:eastAsia="Times New Roman" w:cs="Times New Roman"/>
-                <w:kern w:val="0"/>
-                <w:sz w:val="22"/>
-                <w:szCs w:val="22"/>
+                <w:kern w:val="0"/>
+                <w:sz w:val="18"/>
+                <w:szCs w:val="18"/>
               </w:rPr>
               <w:t>Пол</w:t>
             </w:r>
@@ -207,7 +218,7 @@
         </w:tc>
         <w:tc>
           <w:tcPr>
-            <w:tcW w:w="2018" w:type="dxa"/>
+            <w:tcW w:w="2019" w:type="dxa"/>
             <w:tcBorders/>
             <w:vAlign w:val="center"/>
           </w:tcPr>
@@ -218,14 +229,17 @@
               <w:suppressAutoHyphens w:val="true"/>
               <w:spacing w:before="0" w:after="0"/>
               <w:jc w:val="left"/>
-              <w:rPr/>
+              <w:rPr>
+                <w:sz w:val="18"/>
+                <w:szCs w:val="18"/>
+              </w:rPr>
             </w:pPr>
             <w:r>
               <w:rPr>
                 <w:rFonts w:eastAsia="Times New Roman" w:cs="Times New Roman"/>
                 <w:kern w:val="0"/>
-                <w:sz w:val="22"/>
-                <w:szCs w:val="22"/>
+                <w:sz w:val="18"/>
+                <w:szCs w:val="18"/>
               </w:rPr>
               <w:t>{gender}</w:t>
             </w:r>
@@ -248,18 +262,16 @@
               <w:spacing w:before="0" w:after="0"/>
               <w:jc w:val="left"/>
               <w:rPr>
-                <w:rFonts w:ascii="Times New Roman" w:hAnsi="Times New Roman" w:eastAsia="Noto Serif CJK SC" w:cs="Noto Sans Devanagari"/>
-                <w:kern w:val="0"/>
-                <w:sz w:val="20"/>
-                <w:szCs w:val="20"/>
+                <w:sz w:val="18"/>
+                <w:szCs w:val="18"/>
               </w:rPr>
             </w:pPr>
             <w:r>
               <w:rPr>
                 <w:rFonts w:eastAsia="Times New Roman" w:cs="Times New Roman"/>
                 <w:kern w:val="0"/>
-                <w:sz w:val="22"/>
-                <w:szCs w:val="22"/>
+                <w:sz w:val="18"/>
+                <w:szCs w:val="18"/>
               </w:rPr>
               <w:t>Имя</w:t>
             </w:r>
@@ -267,7 +279,7 @@
         </w:tc>
         <w:tc>
           <w:tcPr>
-            <w:tcW w:w="3401" w:type="dxa"/>
+            <w:tcW w:w="3400" w:type="dxa"/>
             <w:tcBorders/>
             <w:vAlign w:val="center"/>
           </w:tcPr>
@@ -278,14 +290,17 @@
               <w:suppressAutoHyphens w:val="true"/>
               <w:spacing w:before="0" w:after="0"/>
               <w:jc w:val="left"/>
-              <w:rPr/>
+              <w:rPr>
+                <w:sz w:val="18"/>
+                <w:szCs w:val="18"/>
+              </w:rPr>
             </w:pPr>
             <w:r>
               <w:rPr>
                 <w:rFonts w:eastAsia="Times New Roman" w:cs="Times New Roman"/>
                 <w:kern w:val="0"/>
-                <w:sz w:val="22"/>
-                <w:szCs w:val="22"/>
+                <w:sz w:val="18"/>
+                <w:szCs w:val="18"/>
               </w:rPr>
               <w:t>{firstName}</w:t>
             </w:r>
@@ -305,17 +320,16 @@
               <w:spacing w:before="0" w:after="0"/>
               <w:jc w:val="left"/>
               <w:rPr>
+                <w:sz w:val="18"/>
+                <w:szCs w:val="18"/>
+              </w:rPr>
+            </w:pPr>
+            <w:r>
+              <w:rPr>
                 <w:rFonts w:eastAsia="Times New Roman" w:cs="Times New Roman"/>
-                <w:sz w:val="22"/>
-                <w:szCs w:val="22"/>
-              </w:rPr>
-            </w:pPr>
-            <w:r>
-              <w:rPr>
-                <w:rFonts w:eastAsia="Times New Roman" w:cs="Times New Roman"/>
-                <w:kern w:val="0"/>
-                <w:sz w:val="22"/>
-                <w:szCs w:val="22"/>
+                <w:kern w:val="0"/>
+                <w:sz w:val="18"/>
+                <w:szCs w:val="18"/>
               </w:rPr>
               <w:t>Рост</w:t>
             </w:r>
@@ -323,7 +337,7 @@
         </w:tc>
         <w:tc>
           <w:tcPr>
-            <w:tcW w:w="2018" w:type="dxa"/>
+            <w:tcW w:w="2019" w:type="dxa"/>
             <w:tcBorders/>
             <w:vAlign w:val="center"/>
           </w:tcPr>
@@ -334,14 +348,17 @@
               <w:suppressAutoHyphens w:val="true"/>
               <w:spacing w:before="0" w:after="0"/>
               <w:jc w:val="left"/>
-              <w:rPr/>
+              <w:rPr>
+                <w:sz w:val="18"/>
+                <w:szCs w:val="18"/>
+              </w:rPr>
             </w:pPr>
             <w:r>
               <w:rPr>
                 <w:rFonts w:eastAsia="Times New Roman" w:cs="Times New Roman"/>
                 <w:kern w:val="0"/>
-                <w:sz w:val="22"/>
-                <w:szCs w:val="22"/>
+                <w:sz w:val="18"/>
+                <w:szCs w:val="18"/>
               </w:rPr>
               <w:t>{height}</w:t>
             </w:r>
@@ -364,18 +381,16 @@
               <w:spacing w:before="0" w:after="0"/>
               <w:jc w:val="left"/>
               <w:rPr>
-                <w:rFonts w:ascii="Times New Roman" w:hAnsi="Times New Roman" w:eastAsia="Noto Serif CJK SC" w:cs="Noto Sans Devanagari"/>
-                <w:kern w:val="0"/>
-                <w:sz w:val="20"/>
-                <w:szCs w:val="20"/>
+                <w:sz w:val="18"/>
+                <w:szCs w:val="18"/>
               </w:rPr>
             </w:pPr>
             <w:r>
               <w:rPr>
                 <w:rFonts w:eastAsia="Times New Roman" w:cs="Times New Roman"/>
                 <w:kern w:val="0"/>
-                <w:sz w:val="22"/>
-                <w:szCs w:val="22"/>
+                <w:sz w:val="18"/>
+                <w:szCs w:val="18"/>
               </w:rPr>
               <w:t>Отчество</w:t>
             </w:r>
@@ -383,7 +398,7 @@
         </w:tc>
         <w:tc>
           <w:tcPr>
-            <w:tcW w:w="3401" w:type="dxa"/>
+            <w:tcW w:w="3400" w:type="dxa"/>
             <w:tcBorders/>
             <w:vAlign w:val="center"/>
           </w:tcPr>
@@ -394,14 +409,17 @@
               <w:suppressAutoHyphens w:val="true"/>
               <w:spacing w:before="0" w:after="0"/>
               <w:jc w:val="left"/>
-              <w:rPr/>
+              <w:rPr>
+                <w:sz w:val="18"/>
+                <w:szCs w:val="18"/>
+              </w:rPr>
             </w:pPr>
             <w:r>
               <w:rPr>
                 <w:rFonts w:eastAsia="Times New Roman" w:cs="Times New Roman"/>
                 <w:kern w:val="0"/>
-                <w:sz w:val="22"/>
-                <w:szCs w:val="22"/>
+                <w:sz w:val="18"/>
+                <w:szCs w:val="18"/>
               </w:rPr>
               <w:t>{middleName}</w:t>
             </w:r>
@@ -409,7 +427,7 @@
         </w:tc>
         <w:tc>
           <w:tcPr>
-            <w:tcW w:w="4112" w:type="dxa"/>
+            <w:tcW w:w="4113" w:type="dxa"/>
             <w:gridSpan w:val="2"/>
             <w:tcBorders/>
             <w:vAlign w:val="center"/>
@@ -422,17 +440,16 @@
               <w:spacing w:before="0" w:after="0"/>
               <w:jc w:val="left"/>
               <w:rPr>
+                <w:sz w:val="18"/>
+                <w:szCs w:val="18"/>
+              </w:rPr>
+            </w:pPr>
+            <w:r>
+              <w:rPr>
                 <w:rFonts w:eastAsia="Times New Roman" w:cs="Times New Roman"/>
-                <w:sz w:val="22"/>
-                <w:szCs w:val="22"/>
-              </w:rPr>
-            </w:pPr>
-            <w:r>
-              <w:rPr>
-                <w:rFonts w:eastAsia="Times New Roman" w:cs="Times New Roman"/>
-                <w:kern w:val="0"/>
-                <w:sz w:val="22"/>
-                <w:szCs w:val="22"/>
+                <w:kern w:val="0"/>
+                <w:sz w:val="18"/>
+                <w:szCs w:val="18"/>
               </w:rPr>
               <w:t>Размер:</w:t>
             </w:r>
@@ -455,18 +472,16 @@
               <w:spacing w:before="0" w:after="0"/>
               <w:jc w:val="left"/>
               <w:rPr>
-                <w:rFonts w:ascii="Times New Roman" w:hAnsi="Times New Roman" w:eastAsia="Noto Serif CJK SC" w:cs="Noto Sans Devanagari"/>
-                <w:kern w:val="0"/>
-                <w:sz w:val="20"/>
-                <w:szCs w:val="20"/>
+                <w:sz w:val="18"/>
+                <w:szCs w:val="18"/>
               </w:rPr>
             </w:pPr>
             <w:r>
               <w:rPr>
                 <w:rFonts w:eastAsia="Times New Roman" w:cs="Times New Roman"/>
                 <w:kern w:val="0"/>
-                <w:sz w:val="22"/>
-                <w:szCs w:val="22"/>
+                <w:sz w:val="18"/>
+                <w:szCs w:val="18"/>
               </w:rPr>
               <w:t>Табельный номер</w:t>
             </w:r>
@@ -474,7 +489,7 @@
         </w:tc>
         <w:tc>
           <w:tcPr>
-            <w:tcW w:w="3401" w:type="dxa"/>
+            <w:tcW w:w="3400" w:type="dxa"/>
             <w:tcBorders/>
             <w:vAlign w:val="center"/>
           </w:tcPr>
@@ -485,14 +500,17 @@
               <w:suppressAutoHyphens w:val="true"/>
               <w:spacing w:before="0" w:after="0"/>
               <w:jc w:val="left"/>
-              <w:rPr/>
+              <w:rPr>
+                <w:sz w:val="18"/>
+                <w:szCs w:val="18"/>
+              </w:rPr>
             </w:pPr>
             <w:r>
               <w:rPr>
                 <w:rFonts w:eastAsia="Times New Roman" w:cs="Times New Roman"/>
                 <w:kern w:val="0"/>
-                <w:sz w:val="22"/>
-                <w:szCs w:val="22"/>
+                <w:sz w:val="18"/>
+                <w:szCs w:val="18"/>
               </w:rPr>
               <w:t>{personnelNumber}</w:t>
             </w:r>
@@ -512,17 +530,16 @@
               <w:spacing w:before="0" w:after="0"/>
               <w:jc w:val="left"/>
               <w:rPr>
+                <w:sz w:val="18"/>
+                <w:szCs w:val="18"/>
+              </w:rPr>
+            </w:pPr>
+            <w:r>
+              <w:rPr>
                 <w:rFonts w:eastAsia="Times New Roman" w:cs="Times New Roman"/>
-                <w:sz w:val="22"/>
-                <w:szCs w:val="22"/>
-              </w:rPr>
-            </w:pPr>
-            <w:r>
-              <w:rPr>
-                <w:rFonts w:eastAsia="Times New Roman" w:cs="Times New Roman"/>
-                <w:kern w:val="0"/>
-                <w:sz w:val="22"/>
-                <w:szCs w:val="22"/>
+                <w:kern w:val="0"/>
+                <w:sz w:val="18"/>
+                <w:szCs w:val="18"/>
               </w:rPr>
               <w:t>Размер одежды</w:t>
             </w:r>
@@ -530,7 +547,7 @@
         </w:tc>
         <w:tc>
           <w:tcPr>
-            <w:tcW w:w="2018" w:type="dxa"/>
+            <w:tcW w:w="2019" w:type="dxa"/>
             <w:tcBorders/>
             <w:vAlign w:val="center"/>
           </w:tcPr>
@@ -541,14 +558,17 @@
               <w:suppressAutoHyphens w:val="true"/>
               <w:spacing w:before="0" w:after="0"/>
               <w:jc w:val="left"/>
-              <w:rPr/>
+              <w:rPr>
+                <w:sz w:val="18"/>
+                <w:szCs w:val="18"/>
+              </w:rPr>
             </w:pPr>
             <w:r>
               <w:rPr>
                 <w:rFonts w:eastAsia="Times New Roman" w:cs="Times New Roman"/>
                 <w:kern w:val="0"/>
-                <w:sz w:val="22"/>
-                <w:szCs w:val="22"/>
+                <w:sz w:val="18"/>
+                <w:szCs w:val="18"/>
               </w:rPr>
               <w:t>{clothingSize}</w:t>
             </w:r>
@@ -571,18 +591,16 @@
               <w:spacing w:before="0" w:after="0"/>
               <w:jc w:val="left"/>
               <w:rPr>
-                <w:rFonts w:ascii="Times New Roman" w:hAnsi="Times New Roman" w:eastAsia="Noto Serif CJK SC" w:cs="Noto Sans Devanagari"/>
-                <w:kern w:val="0"/>
-                <w:sz w:val="20"/>
-                <w:szCs w:val="20"/>
+                <w:sz w:val="18"/>
+                <w:szCs w:val="18"/>
               </w:rPr>
             </w:pPr>
             <w:r>
               <w:rPr>
                 <w:rFonts w:eastAsia="Times New Roman" w:cs="Times New Roman"/>
                 <w:kern w:val="0"/>
-                <w:sz w:val="22"/>
-                <w:szCs w:val="22"/>
+                <w:sz w:val="18"/>
+                <w:szCs w:val="18"/>
               </w:rPr>
               <w:t>Структурное подразделение</w:t>
             </w:r>
@@ -590,7 +608,7 @@
         </w:tc>
         <w:tc>
           <w:tcPr>
-            <w:tcW w:w="3401" w:type="dxa"/>
+            <w:tcW w:w="3400" w:type="dxa"/>
             <w:tcBorders/>
             <w:vAlign w:val="center"/>
           </w:tcPr>
@@ -601,14 +619,17 @@
               <w:suppressAutoHyphens w:val="true"/>
               <w:spacing w:before="0" w:after="0"/>
               <w:jc w:val="left"/>
-              <w:rPr/>
+              <w:rPr>
+                <w:sz w:val="18"/>
+                <w:szCs w:val="18"/>
+              </w:rPr>
             </w:pPr>
             <w:r>
               <w:rPr>
                 <w:rFonts w:eastAsia="Times New Roman" w:cs="Times New Roman"/>
                 <w:kern w:val="0"/>
-                <w:sz w:val="22"/>
-                <w:szCs w:val="22"/>
+                <w:sz w:val="18"/>
+                <w:szCs w:val="18"/>
               </w:rPr>
               <w:t>{siteName}</w:t>
             </w:r>
@@ -628,17 +649,16 @@
               <w:spacing w:before="0" w:after="0"/>
               <w:jc w:val="left"/>
               <w:rPr>
+                <w:sz w:val="18"/>
+                <w:szCs w:val="18"/>
+              </w:rPr>
+            </w:pPr>
+            <w:r>
+              <w:rPr>
                 <w:rFonts w:eastAsia="Times New Roman" w:cs="Times New Roman"/>
-                <w:sz w:val="22"/>
-                <w:szCs w:val="22"/>
-              </w:rPr>
-            </w:pPr>
-            <w:r>
-              <w:rPr>
-                <w:rFonts w:eastAsia="Times New Roman" w:cs="Times New Roman"/>
-                <w:kern w:val="0"/>
-                <w:sz w:val="22"/>
-                <w:szCs w:val="22"/>
+                <w:kern w:val="0"/>
+                <w:sz w:val="18"/>
+                <w:szCs w:val="18"/>
               </w:rPr>
               <w:t>Размер обуви</w:t>
             </w:r>
@@ -646,7 +666,7 @@
         </w:tc>
         <w:tc>
           <w:tcPr>
-            <w:tcW w:w="2018" w:type="dxa"/>
+            <w:tcW w:w="2019" w:type="dxa"/>
             <w:tcBorders/>
             <w:vAlign w:val="center"/>
           </w:tcPr>
@@ -657,14 +677,17 @@
               <w:suppressAutoHyphens w:val="true"/>
               <w:spacing w:before="0" w:after="0"/>
               <w:jc w:val="left"/>
-              <w:rPr/>
+              <w:rPr>
+                <w:sz w:val="18"/>
+                <w:szCs w:val="18"/>
+              </w:rPr>
             </w:pPr>
             <w:r>
               <w:rPr>
                 <w:rFonts w:eastAsia="Times New Roman" w:cs="Times New Roman"/>
                 <w:kern w:val="0"/>
-                <w:sz w:val="22"/>
-                <w:szCs w:val="22"/>
+                <w:sz w:val="18"/>
+                <w:szCs w:val="18"/>
               </w:rPr>
               <w:t>{shoeSize}</w:t>
             </w:r>
@@ -687,18 +710,16 @@
               <w:spacing w:before="0" w:after="0"/>
               <w:jc w:val="left"/>
               <w:rPr>
-                <w:rFonts w:ascii="Times New Roman" w:hAnsi="Times New Roman" w:eastAsia="Noto Serif CJK SC" w:cs="Noto Sans Devanagari"/>
-                <w:kern w:val="0"/>
-                <w:sz w:val="20"/>
-                <w:szCs w:val="20"/>
+                <w:sz w:val="18"/>
+                <w:szCs w:val="18"/>
               </w:rPr>
             </w:pPr>
             <w:r>
               <w:rPr>
                 <w:rFonts w:eastAsia="Times New Roman" w:cs="Times New Roman"/>
                 <w:kern w:val="0"/>
-                <w:sz w:val="22"/>
-                <w:szCs w:val="22"/>
+                <w:sz w:val="18"/>
+                <w:szCs w:val="18"/>
               </w:rPr>
               <w:t>Профессия (должность)</w:t>
             </w:r>
@@ -706,7 +727,7 @@
         </w:tc>
         <w:tc>
           <w:tcPr>
-            <w:tcW w:w="3401" w:type="dxa"/>
+            <w:tcW w:w="3400" w:type="dxa"/>
             <w:tcBorders/>
             <w:vAlign w:val="center"/>
           </w:tcPr>
@@ -717,14 +738,17 @@
               <w:suppressAutoHyphens w:val="true"/>
               <w:spacing w:before="0" w:after="0"/>
               <w:jc w:val="left"/>
-              <w:rPr/>
+              <w:rPr>
+                <w:sz w:val="18"/>
+                <w:szCs w:val="18"/>
+              </w:rPr>
             </w:pPr>
             <w:r>
               <w:rPr>
                 <w:rFonts w:eastAsia="Times New Roman" w:cs="Times New Roman"/>
                 <w:kern w:val="0"/>
-                <w:sz w:val="22"/>
-                <w:szCs w:val="22"/>
+                <w:sz w:val="18"/>
+                <w:szCs w:val="18"/>
               </w:rPr>
               <w:t>{position}</w:t>
             </w:r>
@@ -744,17 +768,16 @@
               <w:spacing w:before="0" w:after="0"/>
               <w:jc w:val="left"/>
               <w:rPr>
+                <w:sz w:val="18"/>
+                <w:szCs w:val="18"/>
+              </w:rPr>
+            </w:pPr>
+            <w:r>
+              <w:rPr>
                 <w:rFonts w:eastAsia="Times New Roman" w:cs="Times New Roman"/>
-                <w:sz w:val="22"/>
-                <w:szCs w:val="22"/>
-              </w:rPr>
-            </w:pPr>
-            <w:r>
-              <w:rPr>
-                <w:rFonts w:eastAsia="Times New Roman" w:cs="Times New Roman"/>
-                <w:kern w:val="0"/>
-                <w:sz w:val="22"/>
-                <w:szCs w:val="22"/>
+                <w:kern w:val="0"/>
+                <w:sz w:val="18"/>
+                <w:szCs w:val="18"/>
               </w:rPr>
               <w:t>Размер головного убора</w:t>
             </w:r>
@@ -762,7 +785,7 @@
         </w:tc>
         <w:tc>
           <w:tcPr>
-            <w:tcW w:w="2018" w:type="dxa"/>
+            <w:tcW w:w="2019" w:type="dxa"/>
             <w:tcBorders/>
             <w:vAlign w:val="center"/>
           </w:tcPr>
@@ -773,14 +796,17 @@
               <w:suppressAutoHyphens w:val="true"/>
               <w:spacing w:before="0" w:after="0"/>
               <w:jc w:val="left"/>
-              <w:rPr/>
+              <w:rPr>
+                <w:sz w:val="18"/>
+                <w:szCs w:val="18"/>
+              </w:rPr>
             </w:pPr>
             <w:r>
               <w:rPr>
                 <w:rFonts w:eastAsia="Times New Roman" w:cs="Times New Roman"/>
                 <w:kern w:val="0"/>
-                <w:sz w:val="22"/>
-                <w:szCs w:val="22"/>
+                <w:sz w:val="18"/>
+                <w:szCs w:val="18"/>
               </w:rPr>
               <w:t>{hatSize}</w:t>
             </w:r>
@@ -803,18 +829,16 @@
               <w:spacing w:before="0" w:after="0"/>
               <w:jc w:val="left"/>
               <w:rPr>
-                <w:rFonts w:ascii="Times New Roman" w:hAnsi="Times New Roman" w:eastAsia="Noto Serif CJK SC" w:cs="Noto Sans Devanagari"/>
-                <w:kern w:val="0"/>
-                <w:sz w:val="20"/>
-                <w:szCs w:val="20"/>
+                <w:sz w:val="18"/>
+                <w:szCs w:val="18"/>
               </w:rPr>
             </w:pPr>
             <w:r>
               <w:rPr>
                 <w:rFonts w:eastAsia="Times New Roman" w:cs="Times New Roman"/>
                 <w:kern w:val="0"/>
-                <w:sz w:val="22"/>
-                <w:szCs w:val="22"/>
+                <w:sz w:val="18"/>
+                <w:szCs w:val="18"/>
               </w:rPr>
               <w:t>Дата поступления на работу</w:t>
             </w:r>
@@ -822,7 +846,7 @@
         </w:tc>
         <w:tc>
           <w:tcPr>
-            <w:tcW w:w="3401" w:type="dxa"/>
+            <w:tcW w:w="3400" w:type="dxa"/>
             <w:tcBorders/>
             <w:vAlign w:val="center"/>
           </w:tcPr>
@@ -833,14 +857,17 @@
               <w:suppressAutoHyphens w:val="true"/>
               <w:spacing w:before="0" w:after="0"/>
               <w:jc w:val="left"/>
-              <w:rPr/>
+              <w:rPr>
+                <w:sz w:val="18"/>
+                <w:szCs w:val="18"/>
+              </w:rPr>
             </w:pPr>
             <w:r>
               <w:rPr>
                 <w:rFonts w:eastAsia="Times New Roman" w:cs="Times New Roman"/>
                 <w:kern w:val="0"/>
-                <w:sz w:val="22"/>
-                <w:szCs w:val="22"/>
+                <w:sz w:val="18"/>
+                <w:szCs w:val="18"/>
               </w:rPr>
               <w:t>{hireDate}</w:t>
             </w:r>
@@ -860,17 +887,16 @@
               <w:spacing w:before="0" w:after="0"/>
               <w:jc w:val="left"/>
               <w:rPr>
+                <w:sz w:val="18"/>
+                <w:szCs w:val="18"/>
+              </w:rPr>
+            </w:pPr>
+            <w:r>
+              <w:rPr>
                 <w:rFonts w:eastAsia="Times New Roman" w:cs="Times New Roman"/>
-                <w:sz w:val="22"/>
-                <w:szCs w:val="22"/>
-              </w:rPr>
-            </w:pPr>
-            <w:r>
-              <w:rPr>
-                <w:rFonts w:eastAsia="Times New Roman" w:cs="Times New Roman"/>
-                <w:kern w:val="0"/>
-                <w:sz w:val="22"/>
-                <w:szCs w:val="22"/>
+                <w:kern w:val="0"/>
+                <w:sz w:val="18"/>
+                <w:szCs w:val="18"/>
               </w:rPr>
               <w:t>СИЗОД</w:t>
             </w:r>
@@ -878,7 +904,7 @@
         </w:tc>
         <w:tc>
           <w:tcPr>
-            <w:tcW w:w="2018" w:type="dxa"/>
+            <w:tcW w:w="2019" w:type="dxa"/>
             <w:tcBorders/>
             <w:vAlign w:val="center"/>
           </w:tcPr>
@@ -889,14 +915,17 @@
               <w:suppressAutoHyphens w:val="true"/>
               <w:spacing w:before="0" w:after="0"/>
               <w:jc w:val="left"/>
-              <w:rPr/>
+              <w:rPr>
+                <w:sz w:val="18"/>
+                <w:szCs w:val="18"/>
+              </w:rPr>
             </w:pPr>
             <w:r>
               <w:rPr>
                 <w:rFonts w:eastAsia="Times New Roman" w:cs="Times New Roman"/>
                 <w:kern w:val="0"/>
-                <w:sz w:val="22"/>
-                <w:szCs w:val="22"/>
+                <w:sz w:val="18"/>
+                <w:szCs w:val="18"/>
               </w:rPr>
               <w:t>{respiratorSize}</w:t>
             </w:r>
@@ -919,17 +948,16 @@
               <w:spacing w:before="0" w:after="0"/>
               <w:jc w:val="left"/>
               <w:rPr>
+                <w:sz w:val="18"/>
+                <w:szCs w:val="18"/>
+              </w:rPr>
+            </w:pPr>
+            <w:r>
+              <w:rPr>
                 <w:rFonts w:eastAsia="Times New Roman" w:cs="Times New Roman"/>
-                <w:sz w:val="22"/>
-                <w:szCs w:val="22"/>
-              </w:rPr>
-            </w:pPr>
-            <w:r>
-              <w:rPr>
-                <w:rFonts w:eastAsia="Times New Roman" w:cs="Times New Roman"/>
-                <w:kern w:val="0"/>
-                <w:sz w:val="22"/>
-                <w:szCs w:val="22"/>
+                <w:kern w:val="0"/>
+                <w:sz w:val="18"/>
+                <w:szCs w:val="18"/>
               </w:rPr>
               <w:t>Дата изменения профессии (должности) или перевода</w:t>
             </w:r>
@@ -937,7 +965,7 @@
         </w:tc>
         <w:tc>
           <w:tcPr>
-            <w:tcW w:w="3401" w:type="dxa"/>
+            <w:tcW w:w="3400" w:type="dxa"/>
             <w:tcBorders/>
             <w:vAlign w:val="center"/>
           </w:tcPr>
@@ -948,14 +976,17 @@
               <w:suppressAutoHyphens w:val="true"/>
               <w:spacing w:before="0" w:after="0"/>
               <w:jc w:val="left"/>
-              <w:rPr/>
+              <w:rPr>
+                <w:sz w:val="18"/>
+                <w:szCs w:val="18"/>
+              </w:rPr>
             </w:pPr>
             <w:r>
               <w:rPr>
                 <w:rFonts w:eastAsia="Times New Roman" w:cs="Times New Roman"/>
                 <w:kern w:val="0"/>
-                <w:sz w:val="22"/>
-                <w:szCs w:val="22"/>
+                <w:sz w:val="18"/>
+                <w:szCs w:val="18"/>
               </w:rPr>
               <w:t>{positionChangeDate}</w:t>
             </w:r>
@@ -975,17 +1006,16 @@
               <w:spacing w:before="0" w:after="0"/>
               <w:jc w:val="left"/>
               <w:rPr>
+                <w:sz w:val="18"/>
+                <w:szCs w:val="18"/>
+              </w:rPr>
+            </w:pPr>
+            <w:r>
+              <w:rPr>
                 <w:rFonts w:eastAsia="Times New Roman" w:cs="Times New Roman"/>
-                <w:sz w:val="22"/>
-                <w:szCs w:val="22"/>
-              </w:rPr>
-            </w:pPr>
-            <w:r>
-              <w:rPr>
-                <w:rFonts w:eastAsia="Times New Roman" w:cs="Times New Roman"/>
-                <w:kern w:val="0"/>
-                <w:sz w:val="22"/>
-                <w:szCs w:val="22"/>
+                <w:kern w:val="0"/>
+                <w:sz w:val="18"/>
+                <w:szCs w:val="18"/>
               </w:rPr>
               <w:t>СИЗ рук</w:t>
             </w:r>
@@ -993,7 +1023,7 @@
         </w:tc>
         <w:tc>
           <w:tcPr>
-            <w:tcW w:w="2018" w:type="dxa"/>
+            <w:tcW w:w="2019" w:type="dxa"/>
             <w:tcBorders/>
             <w:vAlign w:val="center"/>
           </w:tcPr>
@@ -1004,14 +1034,17 @@
               <w:suppressAutoHyphens w:val="true"/>
               <w:spacing w:before="0" w:after="0"/>
               <w:jc w:val="left"/>
-              <w:rPr/>
+              <w:rPr>
+                <w:sz w:val="18"/>
+                <w:szCs w:val="18"/>
+              </w:rPr>
             </w:pPr>
             <w:r>
               <w:rPr>
                 <w:rFonts w:eastAsia="Times New Roman" w:cs="Times New Roman"/>
                 <w:kern w:val="0"/>
-                <w:sz w:val="22"/>
-                <w:szCs w:val="22"/>
+                <w:sz w:val="18"/>
+                <w:szCs w:val="18"/>
               </w:rPr>
               <w:t>{glovesSize}</w:t>
             </w:r>
@@ -1023,20 +1056,32 @@
       <w:pPr>
         <w:pStyle w:val="Normal"/>
         <w:jc w:val="left"/>
-        <w:rPr/>
+        <w:rPr>
+          <w:sz w:val="18"/>
+          <w:szCs w:val="18"/>
+        </w:rPr>
       </w:pPr>
       <w:r>
-        <w:rPr/>
+        <w:rPr>
+          <w:sz w:val="18"/>
+          <w:szCs w:val="18"/>
+        </w:rPr>
       </w:r>
     </w:p>
     <w:p>
       <w:pPr>
         <w:pStyle w:val="Normal"/>
         <w:jc w:val="left"/>
-        <w:rPr/>
+        <w:rPr>
+          <w:sz w:val="18"/>
+          <w:szCs w:val="18"/>
+        </w:rPr>
       </w:pPr>
       <w:r>
-        <w:rPr/>
+        <w:rPr>
+          <w:sz w:val="18"/>
+          <w:szCs w:val="18"/>
+        </w:rPr>
       </w:r>
     </w:p>
     <w:tbl>
@@ -1053,11 +1098,11 @@
         </w:tblCellMar>
       </w:tblPr>
       <w:tblGrid>
-        <w:gridCol w:w="6359"/>
-        <w:gridCol w:w="7"/>
+        <w:gridCol w:w="6358"/>
+        <w:gridCol w:w="8"/>
         <w:gridCol w:w="1585"/>
-        <w:gridCol w:w="6"/>
-        <w:gridCol w:w="2555"/>
+        <w:gridCol w:w="5"/>
+        <w:gridCol w:w="2556"/>
       </w:tblGrid>
       <w:tr>
         <w:trPr>
@@ -1080,8 +1125,6 @@
               <w:pStyle w:val="Normal"/>
               <w:jc w:val="center"/>
               <w:rPr>
-                <w:rFonts w:ascii="Calibri" w:hAnsi="Calibri" w:eastAsia="Times New Roman" w:cs="Calibri"/>
-                <w:color w:val="000000"/>
                 <w:sz w:val="18"/>
                 <w:szCs w:val="18"/>
               </w:rPr>
@@ -1100,7 +1143,7 @@
         </w:tc>
         <w:tc>
           <w:tcPr>
-            <w:tcW w:w="1591" w:type="dxa"/>
+            <w:tcW w:w="1590" w:type="dxa"/>
             <w:gridSpan w:val="2"/>
             <w:tcBorders>
               <w:top w:val="single" w:sz="2" w:space="0" w:color="000000"/>
@@ -1115,8 +1158,6 @@
               <w:pStyle w:val="Normal"/>
               <w:jc w:val="center"/>
               <w:rPr>
-                <w:rFonts w:ascii="Calibri" w:hAnsi="Calibri" w:eastAsia="Times New Roman" w:cs="Calibri"/>
-                <w:color w:val="000000"/>
                 <w:sz w:val="18"/>
                 <w:szCs w:val="18"/>
               </w:rPr>
@@ -1135,7 +1176,7 @@
         </w:tc>
         <w:tc>
           <w:tcPr>
-            <w:tcW w:w="2555" w:type="dxa"/>
+            <w:tcW w:w="2556" w:type="dxa"/>
             <w:tcBorders>
               <w:top w:val="single" w:sz="2" w:space="0" w:color="000000"/>
               <w:left w:val="single" w:sz="2" w:space="0" w:color="000000"/>
@@ -1149,8 +1190,6 @@
               <w:pStyle w:val="Normal"/>
               <w:jc w:val="center"/>
               <w:rPr>
-                <w:rFonts w:ascii="Calibri" w:hAnsi="Calibri" w:eastAsia="Times New Roman" w:cs="Calibri"/>
-                <w:color w:val="000000"/>
                 <w:sz w:val="18"/>
                 <w:szCs w:val="18"/>
               </w:rPr>
@@ -1188,14 +1227,17 @@
             <w:pPr>
               <w:pStyle w:val="Normal"/>
               <w:jc w:val="both"/>
-              <w:rPr/>
+              <w:rPr>
+                <w:sz w:val="18"/>
+                <w:szCs w:val="18"/>
+              </w:rPr>
             </w:pPr>
             <w:r>
               <w:rPr>
                 <w:rFonts w:eastAsia="Noto Serif CJK SC" w:cs="Droid Sans Mono" w:ascii="Droid Sans Mono" w:hAnsi="Droid Sans Mono"/>
                 <w:kern w:val="0"/>
-                <w:sz w:val="20"/>
-                <w:szCs w:val="20"/>
+                <w:sz w:val="18"/>
+                <w:szCs w:val="18"/>
               </w:rPr>
               <w:t>{#otherNorms}{name}</w:t>
             </w:r>
@@ -1203,7 +1245,7 @@
         </w:tc>
         <w:tc>
           <w:tcPr>
-            <w:tcW w:w="1591" w:type="dxa"/>
+            <w:tcW w:w="1590" w:type="dxa"/>
             <w:gridSpan w:val="2"/>
             <w:tcBorders>
               <w:top w:val="single" w:sz="2" w:space="0" w:color="000000"/>
@@ -1218,8 +1260,6 @@
               <w:pStyle w:val="Normal"/>
               <w:jc w:val="center"/>
               <w:rPr>
-                <w:rFonts w:ascii="Calibri" w:hAnsi="Calibri" w:eastAsia="Times New Roman" w:cs="Calibri"/>
-                <w:color w:val="000000"/>
                 <w:sz w:val="18"/>
                 <w:szCs w:val="18"/>
               </w:rPr>
@@ -1228,8 +1268,8 @@
               <w:rPr>
                 <w:rFonts w:eastAsia="Noto Serif CJK SC" w:cs="Droid Sans Mono" w:ascii="Droid Sans Mono" w:hAnsi="Droid Sans Mono"/>
                 <w:kern w:val="0"/>
-                <w:sz w:val="20"/>
-                <w:szCs w:val="20"/>
+                <w:sz w:val="18"/>
+                <w:szCs w:val="18"/>
               </w:rPr>
               <w:t>{etnPoint}</w:t>
             </w:r>
@@ -1237,7 +1277,7 @@
         </w:tc>
         <w:tc>
           <w:tcPr>
-            <w:tcW w:w="2555" w:type="dxa"/>
+            <w:tcW w:w="2556" w:type="dxa"/>
             <w:tcBorders>
               <w:top w:val="single" w:sz="2" w:space="0" w:color="000000"/>
               <w:left w:val="single" w:sz="2" w:space="0" w:color="000000"/>
@@ -1250,14 +1290,17 @@
             <w:pPr>
               <w:pStyle w:val="Normal"/>
               <w:jc w:val="both"/>
-              <w:rPr/>
+              <w:rPr>
+                <w:sz w:val="18"/>
+                <w:szCs w:val="18"/>
+              </w:rPr>
             </w:pPr>
             <w:r>
               <w:rPr>
                 <w:rFonts w:eastAsia="Noto Serif CJK SC" w:cs="Droid Sans Mono" w:ascii="Droid Sans Mono" w:hAnsi="Droid Sans Mono"/>
                 <w:kern w:val="0"/>
-                <w:sz w:val="20"/>
-                <w:szCs w:val="20"/>
+                <w:sz w:val="18"/>
+                <w:szCs w:val="18"/>
               </w:rPr>
               <w:t>{period}{/otherNorms}</w:t>
             </w:r>
@@ -1282,14 +1325,17 @@
             <w:pPr>
               <w:pStyle w:val="Normal"/>
               <w:jc w:val="center"/>
-              <w:rPr/>
+              <w:rPr>
+                <w:sz w:val="18"/>
+                <w:szCs w:val="18"/>
+              </w:rPr>
             </w:pPr>
             <w:r>
               <w:rPr>
                 <w:rFonts w:eastAsia="Noto Serif CJK SC" w:cs="Noto Sans Devanagari"/>
                 <w:kern w:val="0"/>
-                <w:sz w:val="20"/>
-                <w:szCs w:val="20"/>
+                <w:sz w:val="18"/>
+                <w:szCs w:val="18"/>
               </w:rPr>
               <w:t>СИЗ для защиты от воды</w:t>
             </w:r>
@@ -1302,7 +1348,7 @@
         </w:trPr>
         <w:tc>
           <w:tcPr>
-            <w:tcW w:w="6359" w:type="dxa"/>
+            <w:tcW w:w="6358" w:type="dxa"/>
             <w:tcBorders>
               <w:top w:val="single" w:sz="2" w:space="0" w:color="000000"/>
               <w:left w:val="single" w:sz="2" w:space="0" w:color="000000"/>
@@ -1315,14 +1361,17 @@
             <w:pPr>
               <w:pStyle w:val="Normal"/>
               <w:jc w:val="both"/>
-              <w:rPr/>
+              <w:rPr>
+                <w:sz w:val="18"/>
+                <w:szCs w:val="18"/>
+              </w:rPr>
             </w:pPr>
             <w:r>
               <w:rPr>
                 <w:rFonts w:eastAsia="Noto Serif CJK SC" w:cs="Droid Sans Mono" w:ascii="Droid Sans Mono" w:hAnsi="Droid Sans Mono"/>
                 <w:kern w:val="0"/>
-                <w:sz w:val="20"/>
-                <w:szCs w:val="20"/>
+                <w:sz w:val="18"/>
+                <w:szCs w:val="18"/>
               </w:rPr>
               <w:t>{#waterNorms}{name}</w:t>
             </w:r>
@@ -1330,7 +1379,7 @@
         </w:tc>
         <w:tc>
           <w:tcPr>
-            <w:tcW w:w="1592" w:type="dxa"/>
+            <w:tcW w:w="1593" w:type="dxa"/>
             <w:gridSpan w:val="2"/>
             <w:tcBorders>
               <w:top w:val="single" w:sz="2" w:space="0" w:color="000000"/>
@@ -1345,16 +1394,16 @@
               <w:pStyle w:val="Normal"/>
               <w:jc w:val="center"/>
               <w:rPr>
-                <w:b/>
-                <w:bCs/>
+                <w:sz w:val="18"/>
+                <w:szCs w:val="18"/>
               </w:rPr>
             </w:pPr>
             <w:r>
               <w:rPr>
                 <w:rFonts w:eastAsia="Noto Serif CJK SC" w:cs="Droid Sans Mono" w:ascii="Droid Sans Mono" w:hAnsi="Droid Sans Mono"/>
                 <w:kern w:val="0"/>
-                <w:sz w:val="20"/>
-                <w:szCs w:val="20"/>
+                <w:sz w:val="18"/>
+                <w:szCs w:val="18"/>
               </w:rPr>
               <w:t>{etnPoint}</w:t>
             </w:r>
@@ -1376,14 +1425,17 @@
             <w:pPr>
               <w:pStyle w:val="Normal"/>
               <w:jc w:val="both"/>
-              <w:rPr/>
+              <w:rPr>
+                <w:sz w:val="18"/>
+                <w:szCs w:val="18"/>
+              </w:rPr>
             </w:pPr>
             <w:r>
               <w:rPr>
                 <w:rFonts w:eastAsia="Noto Serif CJK SC" w:cs="Droid Sans Mono" w:ascii="Droid Sans Mono" w:hAnsi="Droid Sans Mono"/>
                 <w:kern w:val="0"/>
-                <w:sz w:val="20"/>
-                <w:szCs w:val="20"/>
+                <w:sz w:val="18"/>
+                <w:szCs w:val="18"/>
               </w:rPr>
               <w:t>{period}{/waterNorms}</w:t>
             </w:r>
@@ -1408,18 +1460,16 @@
               <w:pStyle w:val="Normal"/>
               <w:jc w:val="center"/>
               <w:rPr>
+                <w:sz w:val="18"/>
+                <w:szCs w:val="18"/>
+              </w:rPr>
+            </w:pPr>
+            <w:r>
+              <w:rPr>
                 <w:rFonts w:eastAsia="Times New Roman" w:cs="Times New Roman"/>
-                <w:b/>
-                <w:bCs/>
-                <w:color w:val="000000"/>
-              </w:rPr>
-            </w:pPr>
-            <w:r>
-              <w:rPr>
-                <w:rFonts w:eastAsia="Times New Roman" w:cs="Times New Roman"/>
-                <w:kern w:val="0"/>
-                <w:sz w:val="20"/>
-                <w:szCs w:val="20"/>
+                <w:kern w:val="0"/>
+                <w:sz w:val="18"/>
+                <w:szCs w:val="18"/>
               </w:rPr>
               <w:t>СИЗ для защиты от пониженных температур</w:t>
             </w:r>
@@ -1432,7 +1482,7 @@
         </w:trPr>
         <w:tc>
           <w:tcPr>
-            <w:tcW w:w="6359" w:type="dxa"/>
+            <w:tcW w:w="6358" w:type="dxa"/>
             <w:tcBorders>
               <w:top w:val="single" w:sz="2" w:space="0" w:color="000000"/>
               <w:left w:val="single" w:sz="2" w:space="0" w:color="000000"/>
@@ -1444,14 +1494,17 @@
             <w:pPr>
               <w:pStyle w:val="Normal"/>
               <w:jc w:val="both"/>
-              <w:rPr/>
+              <w:rPr>
+                <w:sz w:val="18"/>
+                <w:szCs w:val="18"/>
+              </w:rPr>
             </w:pPr>
             <w:r>
               <w:rPr>
                 <w:rFonts w:eastAsia="Noto Serif CJK SC" w:cs="Droid Sans Mono" w:ascii="Droid Sans Mono" w:hAnsi="Droid Sans Mono"/>
                 <w:kern w:val="0"/>
-                <w:sz w:val="20"/>
-                <w:szCs w:val="20"/>
+                <w:sz w:val="18"/>
+                <w:szCs w:val="18"/>
               </w:rPr>
               <w:t>{#coldNorms}{name}</w:t>
             </w:r>
@@ -1459,7 +1512,7 @@
         </w:tc>
         <w:tc>
           <w:tcPr>
-            <w:tcW w:w="1592" w:type="dxa"/>
+            <w:tcW w:w="1593" w:type="dxa"/>
             <w:gridSpan w:val="2"/>
             <w:tcBorders>
               <w:top w:val="single" w:sz="2" w:space="0" w:color="000000"/>
@@ -1473,17 +1526,16 @@
               <w:pStyle w:val="Normal"/>
               <w:jc w:val="center"/>
               <w:rPr>
-                <w:rFonts w:eastAsia="Times New Roman" w:cs="Times New Roman"/>
-                <w:b/>
-                <w:bCs/>
+                <w:sz w:val="18"/>
+                <w:szCs w:val="18"/>
               </w:rPr>
             </w:pPr>
             <w:r>
               <w:rPr>
                 <w:rFonts w:eastAsia="Noto Serif CJK SC" w:cs="Droid Sans Mono" w:ascii="Droid Sans Mono" w:hAnsi="Droid Sans Mono"/>
                 <w:kern w:val="0"/>
-                <w:sz w:val="20"/>
-                <w:szCs w:val="20"/>
+                <w:sz w:val="18"/>
+                <w:szCs w:val="18"/>
               </w:rPr>
               <w:t>{etnPoint}</w:t>
             </w:r>
@@ -1504,14 +1556,17 @@
             <w:pPr>
               <w:pStyle w:val="Normal"/>
               <w:jc w:val="both"/>
-              <w:rPr/>
+              <w:rPr>
+                <w:sz w:val="18"/>
+                <w:szCs w:val="18"/>
+              </w:rPr>
             </w:pPr>
             <w:r>
               <w:rPr>
                 <w:rFonts w:eastAsia="Noto Serif CJK SC" w:cs="Droid Sans Mono" w:ascii="Droid Sans Mono" w:hAnsi="Droid Sans Mono"/>
                 <w:kern w:val="0"/>
-                <w:sz w:val="20"/>
-                <w:szCs w:val="20"/>
+                <w:sz w:val="18"/>
+                <w:szCs w:val="18"/>
               </w:rPr>
               <w:t>{period}{/coldNorms}</w:t>
             </w:r>
@@ -1538,16 +1593,16 @@
               <w:pStyle w:val="Normal"/>
               <w:jc w:val="center"/>
               <w:rPr>
-                <w:b/>
-                <w:bCs/>
+                <w:sz w:val="18"/>
+                <w:szCs w:val="18"/>
               </w:rPr>
             </w:pPr>
             <w:r>
               <w:rPr>
                 <w:rFonts w:eastAsia="Noto Serif CJK SC" w:cs="Noto Sans Devanagari"/>
                 <w:kern w:val="0"/>
-                <w:sz w:val="20"/>
-                <w:szCs w:val="20"/>
+                <w:sz w:val="18"/>
+                <w:szCs w:val="18"/>
               </w:rPr>
               <w:t>Дерматологические СИЗ и смывающие средства</w:t>
             </w:r>
@@ -1560,7 +1615,7 @@
         </w:trPr>
         <w:tc>
           <w:tcPr>
-            <w:tcW w:w="6359" w:type="dxa"/>
+            <w:tcW w:w="6358" w:type="dxa"/>
             <w:tcBorders>
               <w:top w:val="single" w:sz="2" w:space="0" w:color="000000"/>
               <w:left w:val="single" w:sz="2" w:space="0" w:color="000000"/>
@@ -1572,14 +1627,17 @@
             <w:pPr>
               <w:pStyle w:val="Normal"/>
               <w:jc w:val="both"/>
-              <w:rPr/>
+              <w:rPr>
+                <w:sz w:val="18"/>
+                <w:szCs w:val="18"/>
+              </w:rPr>
             </w:pPr>
             <w:r>
               <w:rPr>
                 <w:rFonts w:eastAsia="Noto Serif CJK SC" w:cs="Droid Sans Mono" w:ascii="Droid Sans Mono" w:hAnsi="Droid Sans Mono"/>
                 <w:kern w:val="0"/>
-                <w:sz w:val="20"/>
-                <w:szCs w:val="20"/>
+                <w:sz w:val="18"/>
+                <w:szCs w:val="18"/>
               </w:rPr>
               <w:t>{#dermatologicalNorms}{name}</w:t>
             </w:r>
@@ -1587,7 +1645,7 @@
         </w:tc>
         <w:tc>
           <w:tcPr>
-            <w:tcW w:w="1592" w:type="dxa"/>
+            <w:tcW w:w="1593" w:type="dxa"/>
             <w:gridSpan w:val="2"/>
             <w:tcBorders>
               <w:top w:val="single" w:sz="6" w:space="0" w:color="000000"/>
@@ -1604,14 +1662,17 @@
             <w:pPr>
               <w:pStyle w:val="Normal"/>
               <w:jc w:val="center"/>
-              <w:rPr/>
+              <w:rPr>
+                <w:sz w:val="18"/>
+                <w:szCs w:val="18"/>
+              </w:rPr>
             </w:pPr>
             <w:r>
               <w:rPr>
                 <w:rFonts w:eastAsia="Noto Serif CJK SC" w:cs="Droid Sans Mono" w:ascii="Droid Sans Mono" w:hAnsi="Droid Sans Mono"/>
                 <w:kern w:val="0"/>
-                <w:sz w:val="20"/>
-                <w:szCs w:val="20"/>
+                <w:sz w:val="18"/>
+                <w:szCs w:val="18"/>
               </w:rPr>
               <w:t>{etnPoint}</w:t>
             </w:r>
@@ -1632,14 +1693,17 @@
             <w:pPr>
               <w:pStyle w:val="Normal"/>
               <w:jc w:val="both"/>
-              <w:rPr/>
+              <w:rPr>
+                <w:sz w:val="18"/>
+                <w:szCs w:val="18"/>
+              </w:rPr>
             </w:pPr>
             <w:r>
               <w:rPr>
                 <w:rFonts w:eastAsia="Noto Serif CJK SC" w:cs="Droid Sans Mono" w:ascii="Droid Sans Mono" w:hAnsi="Droid Sans Mono"/>
                 <w:kern w:val="0"/>
-                <w:sz w:val="20"/>
-                <w:szCs w:val="20"/>
+                <w:sz w:val="18"/>
+                <w:szCs w:val="18"/>
               </w:rPr>
               <w:t>{period}{/dermatologicalNorms}</w:t>
             </w:r>
@@ -1651,20 +1715,32 @@
       <w:pPr>
         <w:pStyle w:val="Normal"/>
         <w:jc w:val="left"/>
-        <w:rPr/>
+        <w:rPr>
+          <w:sz w:val="18"/>
+          <w:szCs w:val="18"/>
+        </w:rPr>
       </w:pPr>
       <w:r>
-        <w:rPr/>
+        <w:rPr>
+          <w:sz w:val="18"/>
+          <w:szCs w:val="18"/>
+        </w:rPr>
       </w:r>
     </w:p>
     <w:p>
       <w:pPr>
         <w:pStyle w:val="Normal"/>
         <w:jc w:val="left"/>
-        <w:rPr/>
+        <w:rPr>
+          <w:sz w:val="18"/>
+          <w:szCs w:val="18"/>
+        </w:rPr>
       </w:pPr>
       <w:r>
-        <w:rPr/>
+        <w:rPr>
+          <w:sz w:val="18"/>
+          <w:szCs w:val="18"/>
+        </w:rPr>
       </w:r>
     </w:p>
     <w:tbl>
@@ -1682,8 +1758,8 @@
       </w:tblPr>
       <w:tblGrid>
         <w:gridCol w:w="5170"/>
-        <w:gridCol w:w="1850"/>
-        <w:gridCol w:w="3440"/>
+        <w:gridCol w:w="1849"/>
+        <w:gridCol w:w="3441"/>
       </w:tblGrid>
       <w:tr>
         <w:trPr>
@@ -1705,9 +1781,28 @@
               <w:pStyle w:val="Normal"/>
               <w:jc w:val="left"/>
               <w:rPr>
+                <w:sz w:val="18"/>
+                <w:szCs w:val="18"/>
+              </w:rPr>
+            </w:pPr>
+            <w:r>
+              <w:rPr>
                 <w:rFonts w:eastAsia="Times New Roman" w:cs="Times New Roman"/>
                 <w:color w:val="000000"/>
-                <w:sz w:val="22"/>
+                <w:kern w:val="0"/>
+                <w:sz w:val="18"/>
+                <w:szCs w:val="18"/>
+              </w:rPr>
+              <w:t>Ответственное лицо за ведение карточек</w:t>
+            </w:r>
+          </w:p>
+          <w:p>
+            <w:pPr>
+              <w:pStyle w:val="Normal"/>
+              <w:jc w:val="left"/>
+              <w:rPr>
+                <w:sz w:val="18"/>
+                <w:szCs w:val="18"/>
               </w:rPr>
             </w:pPr>
             <w:r>
@@ -1715,87 +1810,72 @@
                 <w:rFonts w:eastAsia="Times New Roman" w:cs="Times New Roman"/>
                 <w:color w:val="000000"/>
                 <w:kern w:val="0"/>
-                <w:sz w:val="22"/>
-                <w:szCs w:val="22"/>
-              </w:rPr>
-              <w:t>Ответственное лицо за ведение карточек</w:t>
-            </w:r>
-          </w:p>
-          <w:p>
-            <w:pPr>
-              <w:pStyle w:val="Normal"/>
-              <w:jc w:val="left"/>
+                <w:sz w:val="18"/>
+                <w:szCs w:val="18"/>
+              </w:rPr>
+              <w:t>учета выдачи СИЗ</w:t>
+            </w:r>
+          </w:p>
+        </w:tc>
+        <w:tc>
+          <w:tcPr>
+            <w:tcW w:w="1849" w:type="dxa"/>
+            <w:tcBorders>
+              <w:top w:val="single" w:sz="2" w:space="0" w:color="000000"/>
+              <w:left w:val="single" w:sz="2" w:space="0" w:color="000000"/>
+              <w:bottom w:val="single" w:sz="2" w:space="0" w:color="000000"/>
+              <w:right w:val="single" w:sz="2" w:space="0" w:color="000000"/>
+            </w:tcBorders>
+          </w:tcPr>
+          <w:p>
+            <w:pPr>
+              <w:pStyle w:val="Normal"/>
+              <w:jc w:val="center"/>
+              <w:rPr>
+                <w:rFonts w:ascii="Monotype Corsiva" w:hAnsi="Monotype Corsiva" w:eastAsia="Times New Roman" w:cs="Times New Roman"/>
+                <w:color w:val="000000"/>
+                <w:sz w:val="18"/>
+                <w:szCs w:val="18"/>
+              </w:rPr>
+            </w:pPr>
+            <w:r>
+              <w:rPr>
+                <w:rFonts w:eastAsia="Times New Roman" w:cs="Times New Roman" w:ascii="Monotype Corsiva" w:hAnsi="Monotype Corsiva"/>
+                <w:color w:val="000000"/>
+                <w:sz w:val="18"/>
+                <w:szCs w:val="18"/>
+              </w:rPr>
+            </w:r>
+          </w:p>
+        </w:tc>
+        <w:tc>
+          <w:tcPr>
+            <w:tcW w:w="3441" w:type="dxa"/>
+            <w:tcBorders>
+              <w:top w:val="single" w:sz="2" w:space="0" w:color="000000"/>
+              <w:left w:val="single" w:sz="2" w:space="0" w:color="000000"/>
+              <w:bottom w:val="single" w:sz="2" w:space="0" w:color="000000"/>
+              <w:right w:val="single" w:sz="2" w:space="0" w:color="000000"/>
+            </w:tcBorders>
+          </w:tcPr>
+          <w:p>
+            <w:pPr>
+              <w:pStyle w:val="Normal"/>
+              <w:jc w:val="center"/>
               <w:rPr>
                 <w:rFonts w:eastAsia="Times New Roman" w:cs="Times New Roman"/>
                 <w:color w:val="000000"/>
-                <w:sz w:val="22"/>
+                <w:sz w:val="18"/>
+                <w:szCs w:val="18"/>
               </w:rPr>
             </w:pPr>
             <w:r>
               <w:rPr>
                 <w:rFonts w:eastAsia="Times New Roman" w:cs="Times New Roman"/>
                 <w:color w:val="000000"/>
-                <w:kern w:val="0"/>
-                <w:sz w:val="22"/>
-                <w:szCs w:val="22"/>
-              </w:rPr>
-              <w:t>учета выдачи СИЗ</w:t>
-            </w:r>
-          </w:p>
-        </w:tc>
-        <w:tc>
-          <w:tcPr>
-            <w:tcW w:w="1850" w:type="dxa"/>
-            <w:tcBorders>
-              <w:top w:val="single" w:sz="2" w:space="0" w:color="000000"/>
-              <w:left w:val="single" w:sz="2" w:space="0" w:color="000000"/>
-              <w:bottom w:val="single" w:sz="2" w:space="0" w:color="000000"/>
-              <w:right w:val="single" w:sz="2" w:space="0" w:color="000000"/>
-            </w:tcBorders>
-          </w:tcPr>
-          <w:p>
-            <w:pPr>
-              <w:pStyle w:val="Normal"/>
-              <w:jc w:val="center"/>
-              <w:rPr>
-                <w:rFonts w:ascii="Monotype Corsiva" w:hAnsi="Monotype Corsiva" w:eastAsia="Times New Roman" w:cs="Times New Roman"/>
-                <w:color w:val="000000"/>
-                <w:sz w:val="24"/>
-                <w:szCs w:val="24"/>
-              </w:rPr>
-            </w:pPr>
-            <w:r>
-              <w:rPr>
-                <w:rFonts w:eastAsia="Times New Roman" w:cs="Times New Roman" w:ascii="Monotype Corsiva" w:hAnsi="Monotype Corsiva"/>
-                <w:color w:val="000000"/>
-                <w:sz w:val="24"/>
-                <w:szCs w:val="24"/>
-              </w:rPr>
-            </w:r>
-          </w:p>
-        </w:tc>
-        <w:tc>
-          <w:tcPr>
-            <w:tcW w:w="3440" w:type="dxa"/>
-            <w:tcBorders>
-              <w:top w:val="single" w:sz="2" w:space="0" w:color="000000"/>
-              <w:left w:val="single" w:sz="2" w:space="0" w:color="000000"/>
-              <w:bottom w:val="single" w:sz="2" w:space="0" w:color="000000"/>
-              <w:right w:val="single" w:sz="2" w:space="0" w:color="000000"/>
-            </w:tcBorders>
-          </w:tcPr>
-          <w:p>
-            <w:pPr>
-              <w:pStyle w:val="Normal"/>
-              <w:jc w:val="center"/>
-              <w:rPr>
-                <w:rFonts w:eastAsia="Times New Roman" w:cs="Times New Roman"/>
-                <w:color w:val="000000"/>
-                <w:sz w:val="22"/>
-              </w:rPr>
-            </w:pPr>
-            <w:r>
-              <w:rPr/>
+                <w:sz w:val="18"/>
+                <w:szCs w:val="18"/>
+              </w:rPr>
             </w:r>
           </w:p>
         </w:tc>
@@ -1816,16 +1896,22 @@
           <w:p>
             <w:pPr>
               <w:pStyle w:val="Normal"/>
-              <w:rPr/>
-            </w:pPr>
-            <w:r>
-              <w:rPr/>
-            </w:r>
-          </w:p>
-        </w:tc>
-        <w:tc>
-          <w:tcPr>
-            <w:tcW w:w="1850" w:type="dxa"/>
+              <w:rPr>
+                <w:sz w:val="18"/>
+                <w:szCs w:val="18"/>
+              </w:rPr>
+            </w:pPr>
+            <w:r>
+              <w:rPr>
+                <w:sz w:val="18"/>
+                <w:szCs w:val="18"/>
+              </w:rPr>
+            </w:r>
+          </w:p>
+        </w:tc>
+        <w:tc>
+          <w:tcPr>
+            <w:tcW w:w="1849" w:type="dxa"/>
             <w:tcBorders>
               <w:top w:val="single" w:sz="2" w:space="0" w:color="000000"/>
               <w:left w:val="single" w:sz="2" w:space="0" w:color="000000"/>
@@ -1837,9 +1923,40 @@
             <w:pPr>
               <w:pStyle w:val="Normal"/>
               <w:jc w:val="center"/>
+              <w:rPr>
+                <w:sz w:val="18"/>
+                <w:szCs w:val="18"/>
+              </w:rPr>
+            </w:pPr>
+            <w:r>
               <w:rPr>
                 <w:rFonts w:eastAsia="Times New Roman" w:cs="Times New Roman"/>
                 <w:color w:val="000000"/>
+                <w:kern w:val="0"/>
+                <w:sz w:val="18"/>
+                <w:szCs w:val="18"/>
+              </w:rPr>
+              <w:t>(подпись)</w:t>
+            </w:r>
+          </w:p>
+        </w:tc>
+        <w:tc>
+          <w:tcPr>
+            <w:tcW w:w="3441" w:type="dxa"/>
+            <w:tcBorders>
+              <w:top w:val="single" w:sz="2" w:space="0" w:color="000000"/>
+              <w:left w:val="single" w:sz="2" w:space="0" w:color="000000"/>
+              <w:bottom w:val="single" w:sz="2" w:space="0" w:color="000000"/>
+              <w:right w:val="single" w:sz="2" w:space="0" w:color="000000"/>
+            </w:tcBorders>
+          </w:tcPr>
+          <w:p>
+            <w:pPr>
+              <w:pStyle w:val="Normal"/>
+              <w:jc w:val="center"/>
+              <w:rPr>
+                <w:sz w:val="18"/>
+                <w:szCs w:val="18"/>
               </w:rPr>
             </w:pPr>
             <w:r>
@@ -1847,39 +1964,8 @@
                 <w:rFonts w:eastAsia="Times New Roman" w:cs="Times New Roman"/>
                 <w:color w:val="000000"/>
                 <w:kern w:val="0"/>
-                <w:sz w:val="20"/>
-                <w:szCs w:val="20"/>
-              </w:rPr>
-              <w:t>(подпись)</w:t>
-            </w:r>
-          </w:p>
-        </w:tc>
-        <w:tc>
-          <w:tcPr>
-            <w:tcW w:w="3440" w:type="dxa"/>
-            <w:tcBorders>
-              <w:top w:val="single" w:sz="2" w:space="0" w:color="000000"/>
-              <w:left w:val="single" w:sz="2" w:space="0" w:color="000000"/>
-              <w:bottom w:val="single" w:sz="2" w:space="0" w:color="000000"/>
-              <w:right w:val="single" w:sz="2" w:space="0" w:color="000000"/>
-            </w:tcBorders>
-          </w:tcPr>
-          <w:p>
-            <w:pPr>
-              <w:pStyle w:val="Normal"/>
-              <w:jc w:val="center"/>
-              <w:rPr>
-                <w:rFonts w:eastAsia="Times New Roman" w:cs="Times New Roman"/>
-                <w:color w:val="000000"/>
-              </w:rPr>
-            </w:pPr>
-            <w:r>
-              <w:rPr>
-                <w:rFonts w:eastAsia="Times New Roman" w:cs="Times New Roman"/>
-                <w:color w:val="000000"/>
-                <w:kern w:val="0"/>
-                <w:sz w:val="20"/>
-                <w:szCs w:val="20"/>
+                <w:sz w:val="18"/>
+                <w:szCs w:val="18"/>
               </w:rPr>
               <w:t>(фамилия, инициалы)</w:t>
             </w:r>
@@ -1891,10 +1977,16 @@
       <w:pPr>
         <w:pStyle w:val="Normal"/>
         <w:jc w:val="left"/>
-        <w:rPr/>
+        <w:rPr>
+          <w:sz w:val="18"/>
+          <w:szCs w:val="18"/>
+        </w:rPr>
       </w:pPr>
       <w:r>
-        <w:rPr/>
+        <w:rPr>
+          <w:sz w:val="18"/>
+          <w:szCs w:val="18"/>
+        </w:rPr>
       </w:r>
     </w:p>
     <w:tbl>
@@ -1911,21 +2003,21 @@
         </w:tblCellMar>
       </w:tblPr>
       <w:tblGrid>
-        <w:gridCol w:w="2410"/>
-        <w:gridCol w:w="1760"/>
-        <w:gridCol w:w="680"/>
-        <w:gridCol w:w="510"/>
-        <w:gridCol w:w="500"/>
+        <w:gridCol w:w="2409"/>
+        <w:gridCol w:w="1991"/>
+        <w:gridCol w:w="530"/>
+        <w:gridCol w:w="570"/>
+        <w:gridCol w:w="1020"/>
+        <w:gridCol w:w="1330"/>
         <w:gridCol w:w="710"/>
-        <w:gridCol w:w="1110"/>
-        <w:gridCol w:w="1080"/>
-        <w:gridCol w:w="1750"/>
+        <w:gridCol w:w="740"/>
+        <w:gridCol w:w="1210"/>
       </w:tblGrid>
       <w:tr>
         <w:trPr/>
         <w:tc>
           <w:tcPr>
-            <w:tcW w:w="2410" w:type="dxa"/>
+            <w:tcW w:w="2409" w:type="dxa"/>
             <w:vMerge w:val="restart"/>
             <w:tcBorders>
               <w:top w:val="single" w:sz="2" w:space="0" w:color="000000"/>
@@ -1939,10 +2031,8 @@
               <w:pStyle w:val="Normal"/>
               <w:jc w:val="center"/>
               <w:rPr>
-                <w:rFonts w:ascii="Calibri" w:hAnsi="Calibri" w:eastAsia="Times New Roman" w:cs="Calibri"/>
-                <w:color w:val="000000"/>
-                <w:sz w:val="14"/>
-                <w:szCs w:val="14"/>
+                <w:sz w:val="18"/>
+                <w:szCs w:val="18"/>
               </w:rPr>
             </w:pPr>
             <w:r>
@@ -1959,7 +2049,7 @@
         </w:tc>
         <w:tc>
           <w:tcPr>
-            <w:tcW w:w="1760" w:type="dxa"/>
+            <w:tcW w:w="1991" w:type="dxa"/>
             <w:vMerge w:val="restart"/>
             <w:tcBorders>
               <w:top w:val="single" w:sz="2" w:space="0" w:color="000000"/>
@@ -1972,20 +2062,18 @@
             <w:pPr>
               <w:pStyle w:val="Normal"/>
               <w:jc w:val="center"/>
+              <w:rPr>
+                <w:sz w:val="18"/>
+                <w:szCs w:val="18"/>
+              </w:rPr>
+            </w:pPr>
+            <w:r>
               <w:rPr>
                 <w:rFonts w:eastAsia="Times New Roman" w:cs="Times New Roman"/>
                 <w:color w:val="000000"/>
-                <w:sz w:val="16"/>
-                <w:szCs w:val="16"/>
-              </w:rPr>
-            </w:pPr>
-            <w:r>
-              <w:rPr>
-                <w:rFonts w:eastAsia="Times New Roman" w:cs="Times New Roman"/>
-                <w:color w:val="000000"/>
-                <w:kern w:val="0"/>
-                <w:sz w:val="16"/>
-                <w:szCs w:val="16"/>
+                <w:kern w:val="0"/>
+                <w:sz w:val="18"/>
+                <w:szCs w:val="18"/>
               </w:rPr>
               <w:t>Модель, марка, артикул, класс защиты СИЗ, дерматологических СИЗ</w:t>
             </w:r>
@@ -1993,7 +2081,7 @@
         </w:tc>
         <w:tc>
           <w:tcPr>
-            <w:tcW w:w="2400" w:type="dxa"/>
+            <w:tcW w:w="3450" w:type="dxa"/>
             <w:gridSpan w:val="4"/>
             <w:tcBorders>
               <w:top w:val="single" w:sz="2" w:space="0" w:color="000000"/>
@@ -2007,10 +2095,8 @@
               <w:pStyle w:val="Normal"/>
               <w:jc w:val="center"/>
               <w:rPr>
-                <w:rFonts w:ascii="Calibri" w:hAnsi="Calibri" w:eastAsia="Times New Roman" w:cs="Calibri"/>
-                <w:color w:val="000000"/>
-                <w:sz w:val="14"/>
-                <w:szCs w:val="14"/>
+                <w:sz w:val="18"/>
+                <w:szCs w:val="18"/>
               </w:rPr>
             </w:pPr>
             <w:r>
@@ -2018,8 +2104,8 @@
                 <w:rFonts w:eastAsia="Times New Roman" w:cs="Calibri" w:ascii="Calibri" w:hAnsi="Calibri"/>
                 <w:color w:val="000000"/>
                 <w:kern w:val="0"/>
-                <w:sz w:val="14"/>
-                <w:szCs w:val="14"/>
+                <w:sz w:val="18"/>
+                <w:szCs w:val="18"/>
               </w:rPr>
               <w:t>Выдано</w:t>
             </w:r>
@@ -2027,7 +2113,7 @@
         </w:tc>
         <w:tc>
           <w:tcPr>
-            <w:tcW w:w="3940" w:type="dxa"/>
+            <w:tcW w:w="2660" w:type="dxa"/>
             <w:gridSpan w:val="3"/>
             <w:tcBorders>
               <w:top w:val="single" w:sz="2" w:space="0" w:color="000000"/>
@@ -2041,10 +2127,8 @@
               <w:pStyle w:val="Normal"/>
               <w:jc w:val="center"/>
               <w:rPr>
-                <w:rFonts w:ascii="Calibri" w:hAnsi="Calibri" w:eastAsia="Times New Roman" w:cs="Calibri"/>
-                <w:color w:val="000000"/>
-                <w:sz w:val="14"/>
-                <w:szCs w:val="14"/>
+                <w:sz w:val="18"/>
+                <w:szCs w:val="18"/>
               </w:rPr>
             </w:pPr>
             <w:r>
@@ -2052,14 +2136,16 @@
                 <w:rFonts w:eastAsia="Times New Roman" w:cs="Calibri" w:ascii="Calibri" w:hAnsi="Calibri"/>
                 <w:color w:val="000000"/>
                 <w:kern w:val="0"/>
-                <w:sz w:val="14"/>
-                <w:szCs w:val="14"/>
+                <w:sz w:val="18"/>
+                <w:szCs w:val="18"/>
               </w:rPr>
               <w:t>Возвращено</w:t>
             </w:r>
             <w:r>
               <w:rPr>
                 <w:rStyle w:val="FootnoteReference"/>
+                <w:sz w:val="18"/>
+                <w:szCs w:val="18"/>
               </w:rPr>
               <w:footnoteReference w:id="2"/>
             </w:r>
@@ -2068,8 +2154,8 @@
                 <w:rFonts w:eastAsia="Times New Roman" w:cs="Calibri" w:ascii="Calibri" w:hAnsi="Calibri"/>
                 <w:color w:val="000000"/>
                 <w:kern w:val="0"/>
-                <w:sz w:val="14"/>
-                <w:szCs w:val="14"/>
+                <w:sz w:val="18"/>
+                <w:szCs w:val="18"/>
                 <w:vertAlign w:val="superscript"/>
               </w:rPr>
               <w:t>**</w:t>
@@ -2081,7 +2167,7 @@
         <w:trPr/>
         <w:tc>
           <w:tcPr>
-            <w:tcW w:w="2410" w:type="dxa"/>
+            <w:tcW w:w="2409" w:type="dxa"/>
             <w:vMerge w:val="continue"/>
             <w:tcBorders>
               <w:top w:val="single" w:sz="2" w:space="0" w:color="000000"/>
@@ -2093,16 +2179,22 @@
           <w:p>
             <w:pPr>
               <w:pStyle w:val="Normal"/>
-              <w:rPr/>
-            </w:pPr>
-            <w:r>
-              <w:rPr/>
-            </w:r>
-          </w:p>
-        </w:tc>
-        <w:tc>
-          <w:tcPr>
-            <w:tcW w:w="1760" w:type="dxa"/>
+              <w:rPr>
+                <w:sz w:val="18"/>
+                <w:szCs w:val="18"/>
+              </w:rPr>
+            </w:pPr>
+            <w:r>
+              <w:rPr>
+                <w:sz w:val="18"/>
+                <w:szCs w:val="18"/>
+              </w:rPr>
+            </w:r>
+          </w:p>
+        </w:tc>
+        <w:tc>
+          <w:tcPr>
+            <w:tcW w:w="1991" w:type="dxa"/>
             <w:vMerge w:val="continue"/>
             <w:tcBorders>
               <w:top w:val="single" w:sz="2" w:space="0" w:color="000000"/>
@@ -2114,16 +2206,22 @@
           <w:p>
             <w:pPr>
               <w:pStyle w:val="Normal"/>
-              <w:rPr/>
-            </w:pPr>
-            <w:r>
-              <w:rPr/>
-            </w:r>
-          </w:p>
-        </w:tc>
-        <w:tc>
-          <w:tcPr>
-            <w:tcW w:w="680" w:type="dxa"/>
+              <w:rPr>
+                <w:sz w:val="18"/>
+                <w:szCs w:val="18"/>
+              </w:rPr>
+            </w:pPr>
+            <w:r>
+              <w:rPr>
+                <w:sz w:val="18"/>
+                <w:szCs w:val="18"/>
+              </w:rPr>
+            </w:r>
+          </w:p>
+        </w:tc>
+        <w:tc>
+          <w:tcPr>
+            <w:tcW w:w="530" w:type="dxa"/>
             <w:tcBorders>
               <w:top w:val="single" w:sz="2" w:space="0" w:color="000000"/>
               <w:left w:val="single" w:sz="2" w:space="0" w:color="000000"/>
@@ -2137,10 +2235,8 @@
               <w:pStyle w:val="Normal"/>
               <w:jc w:val="center"/>
               <w:rPr>
-                <w:rFonts w:ascii="Calibri" w:hAnsi="Calibri" w:eastAsia="Times New Roman" w:cs="Calibri"/>
-                <w:color w:val="000000"/>
-                <w:sz w:val="14"/>
-                <w:szCs w:val="14"/>
+                <w:sz w:val="18"/>
+                <w:szCs w:val="18"/>
               </w:rPr>
             </w:pPr>
             <w:r>
@@ -2148,8 +2244,8 @@
                 <w:rFonts w:eastAsia="Times New Roman" w:cs="Calibri" w:ascii="Calibri" w:hAnsi="Calibri"/>
                 <w:color w:val="000000"/>
                 <w:kern w:val="0"/>
-                <w:sz w:val="14"/>
-                <w:szCs w:val="14"/>
+                <w:sz w:val="18"/>
+                <w:szCs w:val="18"/>
               </w:rPr>
               <w:t>дата</w:t>
             </w:r>
@@ -2157,7 +2253,7 @@
         </w:tc>
         <w:tc>
           <w:tcPr>
-            <w:tcW w:w="510" w:type="dxa"/>
+            <w:tcW w:w="570" w:type="dxa"/>
             <w:tcBorders>
               <w:top w:val="single" w:sz="2" w:space="0" w:color="000000"/>
               <w:left w:val="single" w:sz="2" w:space="0" w:color="000000"/>
@@ -2171,10 +2267,8 @@
               <w:pStyle w:val="Normal"/>
               <w:jc w:val="center"/>
               <w:rPr>
-                <w:rFonts w:ascii="Calibri" w:hAnsi="Calibri" w:eastAsia="Times New Roman" w:cs="Calibri"/>
-                <w:color w:val="000000"/>
-                <w:sz w:val="14"/>
-                <w:szCs w:val="14"/>
+                <w:sz w:val="18"/>
+                <w:szCs w:val="18"/>
               </w:rPr>
             </w:pPr>
             <w:r>
@@ -2182,43 +2276,51 @@
                 <w:rFonts w:eastAsia="Times New Roman" w:cs="Calibri" w:ascii="Calibri" w:hAnsi="Calibri"/>
                 <w:color w:val="000000"/>
                 <w:kern w:val="0"/>
-                <w:sz w:val="14"/>
-                <w:szCs w:val="14"/>
-              </w:rPr>
-              <w:t>кол</w:t>
-            </w:r>
+                <w:sz w:val="18"/>
+                <w:szCs w:val="18"/>
+              </w:rPr>
+              <w:t>кол-во</w:t>
+            </w:r>
+          </w:p>
+        </w:tc>
+        <w:tc>
+          <w:tcPr>
+            <w:tcW w:w="1020" w:type="dxa"/>
+            <w:tcBorders>
+              <w:top w:val="single" w:sz="2" w:space="0" w:color="000000"/>
+              <w:left w:val="single" w:sz="2" w:space="0" w:color="000000"/>
+              <w:bottom w:val="single" w:sz="2" w:space="0" w:color="000000"/>
+              <w:right w:val="single" w:sz="2" w:space="0" w:color="000000"/>
+            </w:tcBorders>
+            <w:vAlign w:val="center"/>
+          </w:tcPr>
+          <w:p>
+            <w:pPr>
+              <w:pStyle w:val="Normal"/>
+              <w:jc w:val="center"/>
+              <w:rPr>
+                <w:sz w:val="18"/>
+                <w:szCs w:val="18"/>
+              </w:rPr>
+            </w:pPr>
             <w:r>
               <w:rPr>
                 <w:rFonts w:eastAsia="Times New Roman" w:cs="Calibri" w:ascii="Calibri" w:hAnsi="Calibri"/>
                 <w:color w:val="000000"/>
                 <w:kern w:val="0"/>
-                <w:sz w:val="14"/>
-                <w:szCs w:val="14"/>
-              </w:rPr>
-              <w:t>-во</w:t>
-            </w:r>
-          </w:p>
-        </w:tc>
-        <w:tc>
-          <w:tcPr>
-            <w:tcW w:w="500" w:type="dxa"/>
-            <w:tcBorders>
-              <w:top w:val="single" w:sz="2" w:space="0" w:color="000000"/>
-              <w:left w:val="single" w:sz="2" w:space="0" w:color="000000"/>
-              <w:bottom w:val="single" w:sz="2" w:space="0" w:color="000000"/>
-              <w:right w:val="single" w:sz="2" w:space="0" w:color="000000"/>
-            </w:tcBorders>
-            <w:vAlign w:val="center"/>
-          </w:tcPr>
+                <w:sz w:val="18"/>
+                <w:szCs w:val="18"/>
+              </w:rPr>
+              <w:t>Лично/</w:t>
+            </w:r>
+          </w:p>
           <w:p>
             <w:pPr>
               <w:pStyle w:val="Normal"/>
               <w:jc w:val="center"/>
               <w:rPr>
-                <w:rFonts w:ascii="Calibri" w:hAnsi="Calibri" w:eastAsia="Times New Roman" w:cs="Calibri"/>
-                <w:color w:val="000000"/>
-                <w:sz w:val="14"/>
-                <w:szCs w:val="14"/>
+                <w:sz w:val="18"/>
+                <w:szCs w:val="18"/>
               </w:rPr>
             </w:pPr>
             <w:r>
@@ -2226,49 +2328,61 @@
                 <w:rFonts w:eastAsia="Times New Roman" w:cs="Calibri" w:ascii="Calibri" w:hAnsi="Calibri"/>
                 <w:color w:val="000000"/>
                 <w:kern w:val="0"/>
-                <w:sz w:val="14"/>
-                <w:szCs w:val="14"/>
-              </w:rPr>
-              <w:t>Лично/</w:t>
-            </w:r>
-          </w:p>
-          <w:p>
-            <w:pPr>
-              <w:pStyle w:val="Normal"/>
-              <w:jc w:val="center"/>
-              <w:rPr>
-                <w:rFonts w:ascii="Calibri" w:hAnsi="Calibri" w:eastAsia="Times New Roman" w:cs="Calibri"/>
-                <w:color w:val="000000"/>
-                <w:sz w:val="14"/>
-                <w:szCs w:val="14"/>
-              </w:rPr>
-            </w:pPr>
+                <w:sz w:val="18"/>
+                <w:szCs w:val="18"/>
+              </w:rPr>
+              <w:t>дозатор</w:t>
+            </w:r>
+            <w:r>
+              <w:rPr>
+                <w:rStyle w:val="FootnoteReference"/>
+                <w:sz w:val="18"/>
+                <w:szCs w:val="18"/>
+              </w:rPr>
+              <w:footnoteReference w:id="3"/>
+            </w:r>
             <w:r>
               <w:rPr>
                 <w:rFonts w:eastAsia="Times New Roman" w:cs="Calibri" w:ascii="Calibri" w:hAnsi="Calibri"/>
                 <w:color w:val="000000"/>
                 <w:kern w:val="0"/>
-                <w:sz w:val="14"/>
-                <w:szCs w:val="14"/>
-              </w:rPr>
-              <w:t>дозатор</w:t>
-            </w:r>
-            <w:r>
-              <w:rPr>
-                <w:rStyle w:val="FootnoteReference"/>
-              </w:rPr>
-              <w:footnoteReference w:id="3"/>
-            </w:r>
+                <w:sz w:val="18"/>
+                <w:szCs w:val="18"/>
+                <w:vertAlign w:val="superscript"/>
+              </w:rPr>
+              <w:t>*</w:t>
+            </w:r>
+          </w:p>
+        </w:tc>
+        <w:tc>
+          <w:tcPr>
+            <w:tcW w:w="1330" w:type="dxa"/>
+            <w:tcBorders>
+              <w:top w:val="single" w:sz="2" w:space="0" w:color="000000"/>
+              <w:left w:val="single" w:sz="2" w:space="0" w:color="000000"/>
+              <w:bottom w:val="single" w:sz="2" w:space="0" w:color="000000"/>
+              <w:right w:val="single" w:sz="2" w:space="0" w:color="000000"/>
+            </w:tcBorders>
+            <w:vAlign w:val="center"/>
+          </w:tcPr>
+          <w:p>
+            <w:pPr>
+              <w:pStyle w:val="Normal"/>
+              <w:jc w:val="center"/>
+              <w:rPr>
+                <w:sz w:val="18"/>
+                <w:szCs w:val="18"/>
+              </w:rPr>
+            </w:pPr>
             <w:r>
               <w:rPr>
                 <w:rFonts w:eastAsia="Times New Roman" w:cs="Calibri" w:ascii="Calibri" w:hAnsi="Calibri"/>
                 <w:color w:val="000000"/>
                 <w:kern w:val="0"/>
-                <w:sz w:val="14"/>
-                <w:szCs w:val="14"/>
-                <w:vertAlign w:val="superscript"/>
-              </w:rPr>
-              <w:t>*</w:t>
+                <w:sz w:val="18"/>
+                <w:szCs w:val="18"/>
+              </w:rPr>
+              <w:t>подпись полу-чившего СИЗ</w:t>
             </w:r>
           </w:p>
         </w:tc>
@@ -2288,10 +2402,8 @@
               <w:pStyle w:val="Normal"/>
               <w:jc w:val="center"/>
               <w:rPr>
-                <w:rFonts w:ascii="Calibri" w:hAnsi="Calibri" w:eastAsia="Times New Roman" w:cs="Calibri"/>
-                <w:color w:val="000000"/>
-                <w:sz w:val="14"/>
-                <w:szCs w:val="14"/>
+                <w:sz w:val="18"/>
+                <w:szCs w:val="18"/>
               </w:rPr>
             </w:pPr>
             <w:r>
@@ -2299,16 +2411,16 @@
                 <w:rFonts w:eastAsia="Times New Roman" w:cs="Calibri" w:ascii="Calibri" w:hAnsi="Calibri"/>
                 <w:color w:val="000000"/>
                 <w:kern w:val="0"/>
-                <w:sz w:val="14"/>
-                <w:szCs w:val="14"/>
-              </w:rPr>
-              <w:t>подпись полу-чившего СИЗ</w:t>
-            </w:r>
-          </w:p>
-        </w:tc>
-        <w:tc>
-          <w:tcPr>
-            <w:tcW w:w="1110" w:type="dxa"/>
+                <w:sz w:val="18"/>
+                <w:szCs w:val="18"/>
+              </w:rPr>
+              <w:t>дата</w:t>
+            </w:r>
+          </w:p>
+        </w:tc>
+        <w:tc>
+          <w:tcPr>
+            <w:tcW w:w="740" w:type="dxa"/>
             <w:tcBorders>
               <w:top w:val="single" w:sz="2" w:space="0" w:color="000000"/>
               <w:left w:val="single" w:sz="2" w:space="0" w:color="000000"/>
@@ -2322,10 +2434,8 @@
               <w:pStyle w:val="Normal"/>
               <w:jc w:val="center"/>
               <w:rPr>
-                <w:rFonts w:ascii="Calibri" w:hAnsi="Calibri" w:eastAsia="Times New Roman" w:cs="Calibri"/>
-                <w:color w:val="000000"/>
-                <w:sz w:val="14"/>
-                <w:szCs w:val="14"/>
+                <w:sz w:val="18"/>
+                <w:szCs w:val="18"/>
               </w:rPr>
             </w:pPr>
             <w:r>
@@ -2333,16 +2443,16 @@
                 <w:rFonts w:eastAsia="Times New Roman" w:cs="Calibri" w:ascii="Calibri" w:hAnsi="Calibri"/>
                 <w:color w:val="000000"/>
                 <w:kern w:val="0"/>
-                <w:sz w:val="14"/>
-                <w:szCs w:val="14"/>
-              </w:rPr>
-              <w:t>дата</w:t>
-            </w:r>
-          </w:p>
-        </w:tc>
-        <w:tc>
-          <w:tcPr>
-            <w:tcW w:w="1080" w:type="dxa"/>
+                <w:sz w:val="18"/>
+                <w:szCs w:val="18"/>
+              </w:rPr>
+              <w:t>кол-во</w:t>
+            </w:r>
+          </w:p>
+        </w:tc>
+        <w:tc>
+          <w:tcPr>
+            <w:tcW w:w="1210" w:type="dxa"/>
             <w:tcBorders>
               <w:top w:val="single" w:sz="2" w:space="0" w:color="000000"/>
               <w:left w:val="single" w:sz="2" w:space="0" w:color="000000"/>
@@ -2356,10 +2466,8 @@
               <w:pStyle w:val="Normal"/>
               <w:jc w:val="center"/>
               <w:rPr>
-                <w:rFonts w:ascii="Calibri" w:hAnsi="Calibri" w:eastAsia="Times New Roman" w:cs="Calibri"/>
-                <w:color w:val="000000"/>
-                <w:sz w:val="14"/>
-                <w:szCs w:val="14"/>
+                <w:sz w:val="18"/>
+                <w:szCs w:val="18"/>
               </w:rPr>
             </w:pPr>
             <w:r>
@@ -2367,52 +2475,8 @@
                 <w:rFonts w:eastAsia="Times New Roman" w:cs="Calibri" w:ascii="Calibri" w:hAnsi="Calibri"/>
                 <w:color w:val="000000"/>
                 <w:kern w:val="0"/>
-                <w:sz w:val="14"/>
-                <w:szCs w:val="14"/>
-              </w:rPr>
-              <w:t>кол</w:t>
-            </w:r>
-            <w:r>
-              <w:rPr>
-                <w:rFonts w:eastAsia="Times New Roman" w:cs="Calibri" w:ascii="Calibri" w:hAnsi="Calibri"/>
-                <w:color w:val="000000"/>
-                <w:kern w:val="0"/>
-                <w:sz w:val="14"/>
-                <w:szCs w:val="14"/>
-              </w:rPr>
-              <w:t>-во</w:t>
-            </w:r>
-          </w:p>
-        </w:tc>
-        <w:tc>
-          <w:tcPr>
-            <w:tcW w:w="1750" w:type="dxa"/>
-            <w:tcBorders>
-              <w:top w:val="single" w:sz="2" w:space="0" w:color="000000"/>
-              <w:left w:val="single" w:sz="2" w:space="0" w:color="000000"/>
-              <w:bottom w:val="single" w:sz="2" w:space="0" w:color="000000"/>
-              <w:right w:val="single" w:sz="2" w:space="0" w:color="000000"/>
-            </w:tcBorders>
-            <w:vAlign w:val="center"/>
-          </w:tcPr>
-          <w:p>
-            <w:pPr>
-              <w:pStyle w:val="Normal"/>
-              <w:jc w:val="center"/>
-              <w:rPr>
-                <w:rFonts w:ascii="Calibri" w:hAnsi="Calibri" w:eastAsia="Times New Roman" w:cs="Calibri"/>
-                <w:color w:val="000000"/>
-                <w:sz w:val="14"/>
-                <w:szCs w:val="14"/>
-              </w:rPr>
-            </w:pPr>
-            <w:r>
-              <w:rPr>
-                <w:rFonts w:eastAsia="Times New Roman" w:cs="Calibri" w:ascii="Calibri" w:hAnsi="Calibri"/>
-                <w:color w:val="000000"/>
-                <w:kern w:val="0"/>
-                <w:sz w:val="14"/>
-                <w:szCs w:val="14"/>
+                <w:sz w:val="18"/>
+                <w:szCs w:val="18"/>
               </w:rPr>
               <w:t>Подпись сдавшего СИЗ</w:t>
             </w:r>
@@ -2425,7 +2489,7 @@
         </w:trPr>
         <w:tc>
           <w:tcPr>
-            <w:tcW w:w="2410" w:type="dxa"/>
+            <w:tcW w:w="2409" w:type="dxa"/>
             <w:tcBorders>
               <w:top w:val="single" w:sz="2" w:space="0" w:color="000000"/>
               <w:left w:val="single" w:sz="2" w:space="0" w:color="000000"/>
@@ -2438,10 +2502,8 @@
               <w:pStyle w:val="Normal"/>
               <w:jc w:val="center"/>
               <w:rPr>
-                <w:rFonts w:ascii="Calibri" w:hAnsi="Calibri" w:eastAsia="Times New Roman" w:cs="Calibri"/>
-                <w:color w:val="000000"/>
-                <w:sz w:val="14"/>
-                <w:szCs w:val="14"/>
+                <w:sz w:val="18"/>
+                <w:szCs w:val="18"/>
               </w:rPr>
             </w:pPr>
             <w:r>
@@ -2449,8 +2511,8 @@
                 <w:rFonts w:eastAsia="Times New Roman" w:cs="Calibri" w:ascii="Calibri" w:hAnsi="Calibri"/>
                 <w:color w:val="000000"/>
                 <w:kern w:val="0"/>
-                <w:sz w:val="14"/>
-                <w:szCs w:val="14"/>
+                <w:sz w:val="18"/>
+                <w:szCs w:val="18"/>
               </w:rPr>
               <w:t>1</w:t>
             </w:r>
@@ -2458,7 +2520,7 @@
         </w:tc>
         <w:tc>
           <w:tcPr>
-            <w:tcW w:w="1760" w:type="dxa"/>
+            <w:tcW w:w="1991" w:type="dxa"/>
             <w:tcBorders>
               <w:top w:val="single" w:sz="2" w:space="0" w:color="000000"/>
               <w:left w:val="single" w:sz="2" w:space="0" w:color="000000"/>
@@ -2470,20 +2532,18 @@
             <w:pPr>
               <w:pStyle w:val="Normal"/>
               <w:jc w:val="center"/>
+              <w:rPr>
+                <w:sz w:val="18"/>
+                <w:szCs w:val="18"/>
+              </w:rPr>
+            </w:pPr>
+            <w:r>
               <w:rPr>
                 <w:rFonts w:eastAsia="Times New Roman" w:cs="Times New Roman"/>
                 <w:color w:val="000000"/>
-                <w:sz w:val="14"/>
-                <w:szCs w:val="14"/>
-              </w:rPr>
-            </w:pPr>
-            <w:r>
-              <w:rPr>
-                <w:rFonts w:eastAsia="Times New Roman" w:cs="Times New Roman"/>
-                <w:color w:val="000000"/>
-                <w:kern w:val="0"/>
-                <w:sz w:val="14"/>
-                <w:szCs w:val="14"/>
+                <w:kern w:val="0"/>
+                <w:sz w:val="18"/>
+                <w:szCs w:val="18"/>
               </w:rPr>
               <w:t>2</w:t>
             </w:r>
@@ -2491,7 +2551,7 @@
         </w:tc>
         <w:tc>
           <w:tcPr>
-            <w:tcW w:w="680" w:type="dxa"/>
+            <w:tcW w:w="530" w:type="dxa"/>
             <w:tcBorders>
               <w:top w:val="single" w:sz="2" w:space="0" w:color="000000"/>
               <w:left w:val="single" w:sz="2" w:space="0" w:color="000000"/>
@@ -2504,10 +2564,8 @@
               <w:pStyle w:val="Normal"/>
               <w:jc w:val="center"/>
               <w:rPr>
-                <w:rFonts w:ascii="Calibri" w:hAnsi="Calibri" w:eastAsia="Times New Roman" w:cs="Calibri"/>
-                <w:color w:val="000000"/>
-                <w:sz w:val="14"/>
-                <w:szCs w:val="14"/>
+                <w:sz w:val="18"/>
+                <w:szCs w:val="18"/>
               </w:rPr>
             </w:pPr>
             <w:r>
@@ -2515,8 +2573,8 @@
                 <w:rFonts w:eastAsia="Times New Roman" w:cs="Calibri" w:ascii="Calibri" w:hAnsi="Calibri"/>
                 <w:color w:val="000000"/>
                 <w:kern w:val="0"/>
-                <w:sz w:val="14"/>
-                <w:szCs w:val="14"/>
+                <w:sz w:val="18"/>
+                <w:szCs w:val="18"/>
               </w:rPr>
               <w:t>3</w:t>
             </w:r>
@@ -2524,7 +2582,7 @@
         </w:tc>
         <w:tc>
           <w:tcPr>
-            <w:tcW w:w="510" w:type="dxa"/>
+            <w:tcW w:w="570" w:type="dxa"/>
             <w:tcBorders>
               <w:top w:val="single" w:sz="2" w:space="0" w:color="000000"/>
               <w:left w:val="single" w:sz="2" w:space="0" w:color="000000"/>
@@ -2537,10 +2595,8 @@
               <w:pStyle w:val="Normal"/>
               <w:jc w:val="center"/>
               <w:rPr>
-                <w:rFonts w:ascii="Calibri" w:hAnsi="Calibri" w:eastAsia="Times New Roman" w:cs="Calibri"/>
-                <w:color w:val="000000"/>
-                <w:sz w:val="14"/>
-                <w:szCs w:val="14"/>
+                <w:sz w:val="18"/>
+                <w:szCs w:val="18"/>
               </w:rPr>
             </w:pPr>
             <w:r>
@@ -2548,8 +2604,8 @@
                 <w:rFonts w:eastAsia="Times New Roman" w:cs="Calibri" w:ascii="Calibri" w:hAnsi="Calibri"/>
                 <w:color w:val="000000"/>
                 <w:kern w:val="0"/>
-                <w:sz w:val="14"/>
-                <w:szCs w:val="14"/>
+                <w:sz w:val="18"/>
+                <w:szCs w:val="18"/>
               </w:rPr>
               <w:t>4</w:t>
             </w:r>
@@ -2557,7 +2613,7 @@
         </w:tc>
         <w:tc>
           <w:tcPr>
-            <w:tcW w:w="500" w:type="dxa"/>
+            <w:tcW w:w="1020" w:type="dxa"/>
             <w:tcBorders>
               <w:top w:val="single" w:sz="2" w:space="0" w:color="000000"/>
               <w:left w:val="single" w:sz="2" w:space="0" w:color="000000"/>
@@ -2570,10 +2626,8 @@
               <w:pStyle w:val="Normal"/>
               <w:jc w:val="center"/>
               <w:rPr>
-                <w:rFonts w:ascii="Calibri" w:hAnsi="Calibri" w:eastAsia="Times New Roman" w:cs="Calibri"/>
-                <w:color w:val="000000"/>
-                <w:sz w:val="14"/>
-                <w:szCs w:val="14"/>
+                <w:sz w:val="18"/>
+                <w:szCs w:val="18"/>
               </w:rPr>
             </w:pPr>
             <w:r>
@@ -2581,8 +2635,8 @@
                 <w:rFonts w:eastAsia="Times New Roman" w:cs="Calibri" w:ascii="Calibri" w:hAnsi="Calibri"/>
                 <w:color w:val="000000"/>
                 <w:kern w:val="0"/>
-                <w:sz w:val="14"/>
-                <w:szCs w:val="14"/>
+                <w:sz w:val="18"/>
+                <w:szCs w:val="18"/>
               </w:rPr>
               <w:t>5</w:t>
             </w:r>
@@ -2590,7 +2644,7 @@
         </w:tc>
         <w:tc>
           <w:tcPr>
-            <w:tcW w:w="710" w:type="dxa"/>
+            <w:tcW w:w="1330" w:type="dxa"/>
             <w:tcBorders>
               <w:top w:val="single" w:sz="2" w:space="0" w:color="000000"/>
               <w:left w:val="single" w:sz="2" w:space="0" w:color="000000"/>
@@ -2603,10 +2657,8 @@
               <w:pStyle w:val="Normal"/>
               <w:jc w:val="center"/>
               <w:rPr>
-                <w:rFonts w:ascii="Calibri" w:hAnsi="Calibri" w:eastAsia="Times New Roman" w:cs="Calibri"/>
-                <w:color w:val="000000"/>
-                <w:sz w:val="14"/>
-                <w:szCs w:val="14"/>
+                <w:sz w:val="18"/>
+                <w:szCs w:val="18"/>
               </w:rPr>
             </w:pPr>
             <w:r>
@@ -2614,8 +2666,8 @@
                 <w:rFonts w:eastAsia="Times New Roman" w:cs="Calibri" w:ascii="Calibri" w:hAnsi="Calibri"/>
                 <w:color w:val="000000"/>
                 <w:kern w:val="0"/>
-                <w:sz w:val="14"/>
-                <w:szCs w:val="14"/>
+                <w:sz w:val="18"/>
+                <w:szCs w:val="18"/>
               </w:rPr>
               <w:t>6</w:t>
             </w:r>
@@ -2623,7 +2675,7 @@
         </w:tc>
         <w:tc>
           <w:tcPr>
-            <w:tcW w:w="1110" w:type="dxa"/>
+            <w:tcW w:w="710" w:type="dxa"/>
             <w:tcBorders>
               <w:top w:val="single" w:sz="2" w:space="0" w:color="000000"/>
               <w:left w:val="single" w:sz="2" w:space="0" w:color="000000"/>
@@ -2636,10 +2688,8 @@
               <w:pStyle w:val="Normal"/>
               <w:jc w:val="center"/>
               <w:rPr>
-                <w:rFonts w:ascii="Calibri" w:hAnsi="Calibri" w:eastAsia="Times New Roman" w:cs="Calibri"/>
-                <w:color w:val="000000"/>
-                <w:sz w:val="14"/>
-                <w:szCs w:val="14"/>
+                <w:sz w:val="18"/>
+                <w:szCs w:val="18"/>
               </w:rPr>
             </w:pPr>
             <w:r>
@@ -2647,8 +2697,8 @@
                 <w:rFonts w:eastAsia="Times New Roman" w:cs="Calibri" w:ascii="Calibri" w:hAnsi="Calibri"/>
                 <w:color w:val="000000"/>
                 <w:kern w:val="0"/>
-                <w:sz w:val="14"/>
-                <w:szCs w:val="14"/>
+                <w:sz w:val="18"/>
+                <w:szCs w:val="18"/>
               </w:rPr>
               <w:t>7</w:t>
             </w:r>
@@ -2656,7 +2706,7 @@
         </w:tc>
         <w:tc>
           <w:tcPr>
-            <w:tcW w:w="1080" w:type="dxa"/>
+            <w:tcW w:w="740" w:type="dxa"/>
             <w:tcBorders>
               <w:top w:val="single" w:sz="2" w:space="0" w:color="000000"/>
               <w:left w:val="single" w:sz="2" w:space="0" w:color="000000"/>
@@ -2669,10 +2719,8 @@
               <w:pStyle w:val="Normal"/>
               <w:jc w:val="center"/>
               <w:rPr>
-                <w:rFonts w:ascii="Calibri" w:hAnsi="Calibri" w:eastAsia="Times New Roman" w:cs="Calibri"/>
-                <w:color w:val="000000"/>
-                <w:sz w:val="14"/>
-                <w:szCs w:val="14"/>
+                <w:sz w:val="18"/>
+                <w:szCs w:val="18"/>
               </w:rPr>
             </w:pPr>
             <w:r>
@@ -2680,8 +2728,8 @@
                 <w:rFonts w:eastAsia="Times New Roman" w:cs="Calibri" w:ascii="Calibri" w:hAnsi="Calibri"/>
                 <w:color w:val="000000"/>
                 <w:kern w:val="0"/>
-                <w:sz w:val="14"/>
-                <w:szCs w:val="14"/>
+                <w:sz w:val="18"/>
+                <w:szCs w:val="18"/>
               </w:rPr>
               <w:t>8</w:t>
             </w:r>
@@ -2689,7 +2737,7 @@
         </w:tc>
         <w:tc>
           <w:tcPr>
-            <w:tcW w:w="1750" w:type="dxa"/>
+            <w:tcW w:w="1210" w:type="dxa"/>
             <w:tcBorders>
               <w:top w:val="single" w:sz="2" w:space="0" w:color="000000"/>
               <w:left w:val="single" w:sz="2" w:space="0" w:color="000000"/>
@@ -2702,10 +2750,8 @@
               <w:pStyle w:val="Normal"/>
               <w:jc w:val="center"/>
               <w:rPr>
-                <w:rFonts w:ascii="Calibri" w:hAnsi="Calibri" w:eastAsia="Times New Roman" w:cs="Calibri"/>
-                <w:color w:val="000000"/>
-                <w:sz w:val="14"/>
-                <w:szCs w:val="14"/>
+                <w:sz w:val="18"/>
+                <w:szCs w:val="18"/>
               </w:rPr>
             </w:pPr>
             <w:r>
@@ -2713,8 +2759,8 @@
                 <w:rFonts w:eastAsia="Times New Roman" w:cs="Calibri" w:ascii="Calibri" w:hAnsi="Calibri"/>
                 <w:color w:val="000000"/>
                 <w:kern w:val="0"/>
-                <w:sz w:val="14"/>
-                <w:szCs w:val="14"/>
+                <w:sz w:val="18"/>
+                <w:szCs w:val="18"/>
               </w:rPr>
               <w:t>9</w:t>
             </w:r>
@@ -2727,7 +2773,7 @@
         </w:trPr>
         <w:tc>
           <w:tcPr>
-            <w:tcW w:w="2410" w:type="dxa"/>
+            <w:tcW w:w="2409" w:type="dxa"/>
             <w:tcBorders>
               <w:top w:val="single" w:sz="2" w:space="0" w:color="000000"/>
               <w:left w:val="single" w:sz="2" w:space="0" w:color="000000"/>
@@ -2739,14 +2785,17 @@
             <w:pPr>
               <w:pStyle w:val="Normal"/>
               <w:jc w:val="left"/>
-              <w:rPr/>
+              <w:rPr>
+                <w:sz w:val="18"/>
+                <w:szCs w:val="18"/>
+              </w:rPr>
             </w:pPr>
             <w:r>
               <w:rPr>
                 <w:rFonts w:eastAsia="Noto Serif CJK SC" w:cs="Droid Sans Mono" w:ascii="Droid Sans Mono" w:hAnsi="Droid Sans Mono"/>
                 <w:kern w:val="0"/>
-                <w:sz w:val="20"/>
-                <w:szCs w:val="20"/>
+                <w:sz w:val="18"/>
+                <w:szCs w:val="18"/>
               </w:rPr>
               <w:t>{#history}{itemName}</w:t>
             </w:r>
@@ -2754,7 +2803,7 @@
         </w:tc>
         <w:tc>
           <w:tcPr>
-            <w:tcW w:w="1760" w:type="dxa"/>
+            <w:tcW w:w="1991" w:type="dxa"/>
             <w:tcBorders>
               <w:top w:val="single" w:sz="2" w:space="0" w:color="000000"/>
               <w:left w:val="single" w:sz="2" w:space="0" w:color="000000"/>
@@ -2766,14 +2815,17 @@
             <w:pPr>
               <w:pStyle w:val="Normal"/>
               <w:jc w:val="left"/>
-              <w:rPr/>
+              <w:rPr>
+                <w:sz w:val="18"/>
+                <w:szCs w:val="18"/>
+              </w:rPr>
             </w:pPr>
             <w:r>
               <w:rPr>
                 <w:rFonts w:eastAsia="Noto Serif CJK SC" w:cs="Droid Sans Mono" w:ascii="Droid Sans Mono" w:hAnsi="Droid Sans Mono"/>
                 <w:kern w:val="0"/>
-                <w:sz w:val="20"/>
-                <w:szCs w:val="20"/>
+                <w:sz w:val="18"/>
+                <w:szCs w:val="18"/>
               </w:rPr>
               <w:t>{model}</w:t>
             </w:r>
@@ -2781,7 +2833,7 @@
         </w:tc>
         <w:tc>
           <w:tcPr>
-            <w:tcW w:w="680" w:type="dxa"/>
+            <w:tcW w:w="530" w:type="dxa"/>
             <w:tcBorders>
               <w:top w:val="single" w:sz="2" w:space="0" w:color="000000"/>
               <w:left w:val="single" w:sz="2" w:space="0" w:color="000000"/>
@@ -2794,18 +2846,16 @@
               <w:pStyle w:val="Normal"/>
               <w:jc w:val="center"/>
               <w:rPr>
-                <w:rFonts w:ascii="Calibri" w:hAnsi="Calibri" w:eastAsia="Times New Roman" w:cs="Calibri"/>
-                <w:color w:val="000000"/>
-                <w:sz w:val="14"/>
-                <w:szCs w:val="14"/>
+                <w:sz w:val="18"/>
+                <w:szCs w:val="18"/>
               </w:rPr>
             </w:pPr>
             <w:r>
               <w:rPr>
                 <w:rFonts w:eastAsia="Noto Serif CJK SC" w:cs="Droid Sans Mono" w:ascii="Droid Sans Mono" w:hAnsi="Droid Sans Mono"/>
                 <w:kern w:val="0"/>
-                <w:sz w:val="20"/>
-                <w:szCs w:val="20"/>
+                <w:sz w:val="18"/>
+                <w:szCs w:val="18"/>
               </w:rPr>
               <w:t>{issueDate}</w:t>
             </w:r>
@@ -2813,7 +2863,7 @@
         </w:tc>
         <w:tc>
           <w:tcPr>
-            <w:tcW w:w="510" w:type="dxa"/>
+            <w:tcW w:w="570" w:type="dxa"/>
             <w:tcBorders>
               <w:top w:val="single" w:sz="2" w:space="0" w:color="000000"/>
               <w:left w:val="single" w:sz="2" w:space="0" w:color="000000"/>
@@ -2826,18 +2876,16 @@
               <w:pStyle w:val="Normal"/>
               <w:jc w:val="center"/>
               <w:rPr>
-                <w:rFonts w:ascii="Calibri" w:hAnsi="Calibri" w:eastAsia="Times New Roman" w:cs="Calibri"/>
-                <w:color w:val="000000"/>
-                <w:sz w:val="14"/>
-                <w:szCs w:val="14"/>
+                <w:sz w:val="18"/>
+                <w:szCs w:val="18"/>
               </w:rPr>
             </w:pPr>
             <w:r>
               <w:rPr>
                 <w:rFonts w:eastAsia="Noto Serif CJK SC" w:cs="Droid Sans Mono" w:ascii="Droid Sans Mono" w:hAnsi="Droid Sans Mono"/>
                 <w:kern w:val="0"/>
-                <w:sz w:val="20"/>
-                <w:szCs w:val="20"/>
+                <w:sz w:val="18"/>
+                <w:szCs w:val="18"/>
               </w:rPr>
               <w:t>{issueQty}</w:t>
             </w:r>
@@ -2845,7 +2893,7 @@
         </w:tc>
         <w:tc>
           <w:tcPr>
-            <w:tcW w:w="500" w:type="dxa"/>
+            <w:tcW w:w="1020" w:type="dxa"/>
             <w:tcBorders>
               <w:top w:val="single" w:sz="2" w:space="0" w:color="000000"/>
               <w:left w:val="single" w:sz="2" w:space="0" w:color="000000"/>
@@ -2858,18 +2906,16 @@
               <w:pStyle w:val="Normal"/>
               <w:jc w:val="center"/>
               <w:rPr>
-                <w:rFonts w:ascii="Calibri" w:hAnsi="Calibri" w:eastAsia="Times New Roman" w:cs="Calibri"/>
-                <w:color w:val="000000"/>
-                <w:sz w:val="14"/>
-                <w:szCs w:val="14"/>
+                <w:sz w:val="18"/>
+                <w:szCs w:val="18"/>
               </w:rPr>
             </w:pPr>
             <w:r>
               <w:rPr>
                 <w:rFonts w:eastAsia="Noto Serif CJK SC" w:cs="Droid Sans Mono" w:ascii="Droid Sans Mono" w:hAnsi="Droid Sans Mono"/>
                 <w:kern w:val="0"/>
-                <w:sz w:val="20"/>
-                <w:szCs w:val="20"/>
+                <w:sz w:val="18"/>
+                <w:szCs w:val="18"/>
               </w:rPr>
               <w:t>{issueMethod}</w:t>
             </w:r>
@@ -2877,6 +2923,36 @@
         </w:tc>
         <w:tc>
           <w:tcPr>
+            <w:tcW w:w="1330" w:type="dxa"/>
+            <w:tcBorders>
+              <w:top w:val="single" w:sz="2" w:space="0" w:color="000000"/>
+              <w:left w:val="single" w:sz="2" w:space="0" w:color="000000"/>
+              <w:bottom w:val="single" w:sz="2" w:space="0" w:color="000000"/>
+              <w:right w:val="single" w:sz="2" w:space="0" w:color="000000"/>
+            </w:tcBorders>
+          </w:tcPr>
+          <w:p>
+            <w:pPr>
+              <w:pStyle w:val="Normal"/>
+              <w:jc w:val="center"/>
+              <w:rPr>
+                <w:sz w:val="18"/>
+                <w:szCs w:val="18"/>
+              </w:rPr>
+            </w:pPr>
+            <w:r>
+              <w:rPr>
+                <w:rFonts w:eastAsia="Noto Serif CJK SC" w:cs="Droid Sans Mono" w:ascii="Droid Sans Mono" w:hAnsi="Droid Sans Mono"/>
+                <w:kern w:val="0"/>
+                <w:sz w:val="18"/>
+                <w:szCs w:val="18"/>
+              </w:rPr>
+              <w:t>{signatureGet}</w:t>
+            </w:r>
+          </w:p>
+        </w:tc>
+        <w:tc>
+          <w:tcPr>
             <w:tcW w:w="710" w:type="dxa"/>
             <w:tcBorders>
               <w:top w:val="single" w:sz="2" w:space="0" w:color="000000"/>
@@ -2890,26 +2966,24 @@
               <w:pStyle w:val="Normal"/>
               <w:jc w:val="center"/>
               <w:rPr>
-                <w:rFonts w:ascii="Calibri" w:hAnsi="Calibri" w:eastAsia="Times New Roman" w:cs="Calibri"/>
-                <w:color w:val="000000"/>
-                <w:sz w:val="14"/>
-                <w:szCs w:val="14"/>
+                <w:sz w:val="18"/>
+                <w:szCs w:val="18"/>
               </w:rPr>
             </w:pPr>
             <w:r>
               <w:rPr>
                 <w:rFonts w:eastAsia="Noto Serif CJK SC" w:cs="Droid Sans Mono" w:ascii="Droid Sans Mono" w:hAnsi="Droid Sans Mono"/>
                 <w:kern w:val="0"/>
-                <w:sz w:val="20"/>
-                <w:szCs w:val="20"/>
-              </w:rPr>
-              <w:t>{signatureGet}</w:t>
-            </w:r>
-          </w:p>
-        </w:tc>
-        <w:tc>
-          <w:tcPr>
-            <w:tcW w:w="1110" w:type="dxa"/>
+                <w:sz w:val="18"/>
+                <w:szCs w:val="18"/>
+              </w:rPr>
+              <w:t>{returnDate}</w:t>
+            </w:r>
+          </w:p>
+        </w:tc>
+        <w:tc>
+          <w:tcPr>
+            <w:tcW w:w="740" w:type="dxa"/>
             <w:tcBorders>
               <w:top w:val="single" w:sz="2" w:space="0" w:color="000000"/>
               <w:left w:val="single" w:sz="2" w:space="0" w:color="000000"/>
@@ -2922,26 +2996,24 @@
               <w:pStyle w:val="Normal"/>
               <w:jc w:val="center"/>
               <w:rPr>
-                <w:rFonts w:ascii="Calibri" w:hAnsi="Calibri" w:eastAsia="Times New Roman" w:cs="Calibri"/>
-                <w:color w:val="000000"/>
-                <w:sz w:val="14"/>
-                <w:szCs w:val="14"/>
+                <w:sz w:val="18"/>
+                <w:szCs w:val="18"/>
               </w:rPr>
             </w:pPr>
             <w:r>
               <w:rPr>
                 <w:rFonts w:eastAsia="Noto Serif CJK SC" w:cs="Droid Sans Mono" w:ascii="Droid Sans Mono" w:hAnsi="Droid Sans Mono"/>
                 <w:kern w:val="0"/>
-                <w:sz w:val="20"/>
-                <w:szCs w:val="20"/>
-              </w:rPr>
-              <w:t>{returnDate}</w:t>
-            </w:r>
-          </w:p>
-        </w:tc>
-        <w:tc>
-          <w:tcPr>
-            <w:tcW w:w="1080" w:type="dxa"/>
+                <w:sz w:val="18"/>
+                <w:szCs w:val="18"/>
+              </w:rPr>
+              <w:t>{returnQty}</w:t>
+            </w:r>
+          </w:p>
+        </w:tc>
+        <w:tc>
+          <w:tcPr>
+            <w:tcW w:w="1210" w:type="dxa"/>
             <w:tcBorders>
               <w:top w:val="single" w:sz="2" w:space="0" w:color="000000"/>
               <w:left w:val="single" w:sz="2" w:space="0" w:color="000000"/>
@@ -2954,50 +3026,16 @@
               <w:pStyle w:val="Normal"/>
               <w:jc w:val="center"/>
               <w:rPr>
-                <w:rFonts w:ascii="Calibri" w:hAnsi="Calibri" w:eastAsia="Times New Roman" w:cs="Calibri"/>
-                <w:color w:val="000000"/>
-                <w:sz w:val="14"/>
-                <w:szCs w:val="14"/>
+                <w:sz w:val="18"/>
+                <w:szCs w:val="18"/>
               </w:rPr>
             </w:pPr>
             <w:r>
               <w:rPr>
                 <w:rFonts w:eastAsia="Noto Serif CJK SC" w:cs="Droid Sans Mono" w:ascii="Droid Sans Mono" w:hAnsi="Droid Sans Mono"/>
                 <w:kern w:val="0"/>
-                <w:sz w:val="20"/>
-                <w:szCs w:val="20"/>
-              </w:rPr>
-              <w:t>{returnQty}</w:t>
-            </w:r>
-          </w:p>
-        </w:tc>
-        <w:tc>
-          <w:tcPr>
-            <w:tcW w:w="1750" w:type="dxa"/>
-            <w:tcBorders>
-              <w:top w:val="single" w:sz="2" w:space="0" w:color="000000"/>
-              <w:left w:val="single" w:sz="2" w:space="0" w:color="000000"/>
-              <w:bottom w:val="single" w:sz="2" w:space="0" w:color="000000"/>
-              <w:right w:val="single" w:sz="2" w:space="0" w:color="000000"/>
-            </w:tcBorders>
-          </w:tcPr>
-          <w:p>
-            <w:pPr>
-              <w:pStyle w:val="Normal"/>
-              <w:jc w:val="center"/>
-              <w:rPr>
-                <w:rFonts w:ascii="Calibri" w:hAnsi="Calibri" w:eastAsia="Times New Roman" w:cs="Calibri"/>
-                <w:color w:val="000000"/>
-                <w:sz w:val="14"/>
-                <w:szCs w:val="14"/>
-              </w:rPr>
-            </w:pPr>
-            <w:r>
-              <w:rPr>
-                <w:rFonts w:eastAsia="Noto Serif CJK SC" w:cs="Droid Sans Mono" w:ascii="Droid Sans Mono" w:hAnsi="Droid Sans Mono"/>
-                <w:kern w:val="0"/>
-                <w:sz w:val="20"/>
-                <w:szCs w:val="20"/>
+                <w:sz w:val="18"/>
+                <w:szCs w:val="18"/>
               </w:rPr>
               <w:t>{signatureReturn}</w:t>
             </w:r>
@@ -3006,8 +3044,8 @@
                 <w:rFonts w:eastAsia="Noto Serif CJK SC" w:cs="Droid Sans Mono" w:ascii="Droid Sans Mono" w:hAnsi="Droid Sans Mono"/>
                 <w:color w:val="000000"/>
                 <w:kern w:val="0"/>
-                <w:sz w:val="20"/>
-                <w:szCs w:val="20"/>
+                <w:sz w:val="18"/>
+                <w:szCs w:val="18"/>
               </w:rPr>
               <w:t>{/history}</w:t>
             </w:r>
@@ -3019,10 +3057,16 @@
       <w:pPr>
         <w:pStyle w:val="Normal"/>
         <w:jc w:val="left"/>
-        <w:rPr/>
+        <w:rPr>
+          <w:sz w:val="18"/>
+          <w:szCs w:val="18"/>
+        </w:rPr>
       </w:pPr>
       <w:r>
-        <w:rPr/>
+        <w:rPr>
+          <w:sz w:val="18"/>
+          <w:szCs w:val="18"/>
+        </w:rPr>
       </w:r>
     </w:p>
     <w:sectPr>
@@ -3073,7 +3117,7 @@
       </w:r>
       <w:r>
         <w:rPr>
-          <w:rStyle w:val="user"/>
+          <w:rStyle w:val="Style8"/>
           <w:rFonts w:cs="Times New Roman"/>
         </w:rPr>
         <w:t>*</w:t>
@@ -3101,7 +3145,7 @@
       </w:pPr>
       <w:r>
         <w:rPr>
-          <w:rStyle w:val="user"/>
+          <w:rStyle w:val="Style8"/>
           <w:rFonts w:cs="Times New Roman"/>
         </w:rPr>
         <w:t>**</w:t>
@@ -3666,8 +3710,8 @@
       <w:u w:val="single"/>
     </w:rPr>
   </w:style>
-  <w:style w:type="character" w:styleId="Style8" w:customStyle="1">
-    <w:name w:val="Символ сноски"/>
+  <w:style w:type="character" w:styleId="user" w:customStyle="1">
+    <w:name w:val="Символ сноски (user)"/>
     <w:uiPriority w:val="99"/>
     <w:semiHidden/>
     <w:unhideWhenUsed/>
@@ -3676,8 +3720,8 @@
       <w:vertAlign w:val="superscript"/>
     </w:rPr>
   </w:style>
-  <w:style w:type="character" w:styleId="user" w:customStyle="1">
-    <w:name w:val="Символ сноски (user)"/>
+  <w:style w:type="character" w:styleId="Style8" w:customStyle="1">
+    <w:name w:val="Символ сноски"/>
     <w:qFormat/>
     <w:rPr>
       <w:vertAlign w:val="superscript"/>
@@ -3700,8 +3744,8 @@
       <w:szCs w:val="20"/>
     </w:rPr>
   </w:style>
-  <w:style w:type="character" w:styleId="Style10" w:customStyle="1">
-    <w:name w:val="Символ концевой сноски"/>
+  <w:style w:type="character" w:styleId="user1" w:customStyle="1">
+    <w:name w:val="Символ концевой сноски (user)"/>
     <w:uiPriority w:val="99"/>
     <w:semiHidden/>
     <w:unhideWhenUsed/>
@@ -3710,8 +3754,8 @@
       <w:vertAlign w:val="superscript"/>
     </w:rPr>
   </w:style>
-  <w:style w:type="character" w:styleId="user1" w:customStyle="1">
-    <w:name w:val="Символ концевой сноски (user)"/>
+  <w:style w:type="character" w:styleId="Style10" w:customStyle="1">
+    <w:name w:val="Символ концевой сноски"/>
     <w:qFormat/>
     <w:rPr>
       <w:vertAlign w:val="superscript"/>
@@ -3756,7 +3800,7 @@
       <w:szCs w:val="18"/>
     </w:rPr>
   </w:style>
-  <w:style w:type="paragraph" w:styleId="Style14">
+  <w:style w:type="paragraph" w:styleId="Style14" w:customStyle="1">
     <w:name w:val="Заголовок"/>
     <w:basedOn w:val="Normal"/>
     <w:next w:val="BodyText"/>
@@ -3766,7 +3810,7 @@
       <w:spacing w:before="240" w:after="120"/>
     </w:pPr>
     <w:rPr>
-      <w:rFonts w:ascii="Liberation Sans" w:hAnsi="Liberation Sans" w:eastAsia="Noto Sans CJK SC" w:cs="Noto Sans Devanagari"/>
+      <w:rFonts w:ascii="Liberation Sans" w:hAnsi="Liberation Sans" w:eastAsia="Noto Sans CJK SC"/>
       <w:sz w:val="28"/>
       <w:szCs w:val="28"/>
     </w:rPr>
@@ -3800,18 +3844,16 @@
       <w:szCs w:val="24"/>
     </w:rPr>
   </w:style>
-  <w:style w:type="paragraph" w:styleId="Style15">
+  <w:style w:type="paragraph" w:styleId="Style15" w:customStyle="1">
     <w:name w:val="Указатель"/>
     <w:basedOn w:val="Normal"/>
     <w:qFormat/>
     <w:pPr>
       <w:suppressLineNumbers/>
     </w:pPr>
-    <w:rPr>
-      <w:rFonts w:cs="Noto Sans Devanagari"/>
-    </w:rPr>
+    <w:rPr/>
   </w:style>
-  <w:style w:type="paragraph" w:styleId="user2" w:customStyle="1">
+  <w:style w:type="paragraph" w:styleId="user2">
     <w:name w:val="Заголовок (user)"/>
     <w:basedOn w:val="Normal"/>
     <w:next w:val="BodyText"/>
@@ -3821,19 +3863,21 @@
       <w:spacing w:before="240" w:after="120"/>
     </w:pPr>
     <w:rPr>
-      <w:rFonts w:ascii="Liberation Sans" w:hAnsi="Liberation Sans" w:eastAsia="Noto Sans CJK SC"/>
+      <w:rFonts w:ascii="Liberation Sans" w:hAnsi="Liberation Sans" w:eastAsia="Noto Sans CJK SC" w:cs="Noto Sans Devanagari"/>
       <w:sz w:val="28"/>
       <w:szCs w:val="28"/>
     </w:rPr>
   </w:style>
-  <w:style w:type="paragraph" w:styleId="user3" w:customStyle="1">
+  <w:style w:type="paragraph" w:styleId="user3">
     <w:name w:val="Указатель (user)"/>
     <w:basedOn w:val="Normal"/>
     <w:qFormat/>
     <w:pPr>
       <w:suppressLineNumbers/>
     </w:pPr>
-    <w:rPr/>
+    <w:rPr>
+      <w:rFonts w:cs="Noto Sans Devanagari"/>
+    </w:rPr>
   </w:style>
   <w:style w:type="paragraph" w:styleId="Title">
     <w:name w:val="Title"/>
@@ -3916,6 +3960,28 @@
     <w:pPr/>
     <w:rPr/>
   </w:style>
+  <w:style w:type="paragraph" w:styleId="user4" w:customStyle="1">
+    <w:name w:val="Содержимое таблицы (user)"/>
+    <w:basedOn w:val="Normal"/>
+    <w:qFormat/>
+    <w:pPr>
+      <w:widowControl w:val="false"/>
+      <w:suppressLineNumbers/>
+    </w:pPr>
+    <w:rPr/>
+  </w:style>
+  <w:style w:type="paragraph" w:styleId="user5" w:customStyle="1">
+    <w:name w:val="Заголовок таблицы (user)"/>
+    <w:basedOn w:val="user4"/>
+    <w:qFormat/>
+    <w:pPr>
+      <w:jc w:val="center"/>
+    </w:pPr>
+    <w:rPr>
+      <w:b/>
+      <w:bCs/>
+    </w:rPr>
+  </w:style>
   <w:style w:type="paragraph" w:styleId="Style16" w:customStyle="1">
     <w:name w:val="Содержимое таблицы"/>
     <w:basedOn w:val="Normal"/>
@@ -3938,37 +4004,15 @@
       <w:bCs/>
     </w:rPr>
   </w:style>
-  <w:style w:type="paragraph" w:styleId="user4" w:customStyle="1">
-    <w:name w:val="Содержимое таблицы (user)"/>
-    <w:basedOn w:val="Normal"/>
-    <w:qFormat/>
-    <w:pPr>
-      <w:widowControl w:val="false"/>
-      <w:suppressLineNumbers/>
-    </w:pPr>
-    <w:rPr/>
-  </w:style>
-  <w:style w:type="paragraph" w:styleId="user5" w:customStyle="1">
-    <w:name w:val="Заголовок таблицы (user)"/>
-    <w:basedOn w:val="user4"/>
-    <w:qFormat/>
-    <w:pPr>
-      <w:jc w:val="center"/>
-    </w:pPr>
-    <w:rPr>
-      <w:b/>
-      <w:bCs/>
-    </w:rPr>
-  </w:style>
-  <w:style w:type="paragraph" w:styleId="user6">
-    <w:name w:val="Колонтитулы (user)"/>
+  <w:style w:type="paragraph" w:styleId="Style18">
+    <w:name w:val="Колонтитулы"/>
     <w:basedOn w:val="Normal"/>
     <w:qFormat/>
     <w:pPr/>
     <w:rPr/>
   </w:style>
-  <w:style w:type="paragraph" w:styleId="Style18">
-    <w:name w:val="Колонтитулы"/>
+  <w:style w:type="paragraph" w:styleId="user6">
+    <w:name w:val="Колонтитулы (user)"/>
     <w:basedOn w:val="Normal"/>
     <w:qFormat/>
     <w:pPr/>
@@ -4012,8 +4056,8 @@
       <w:szCs w:val="18"/>
     </w:rPr>
   </w:style>
-  <w:style w:type="numbering" w:styleId="user7" w:default="1">
-    <w:name w:val="Без списка (user)"/>
+  <w:style w:type="numbering" w:styleId="Style19" w:default="1">
+    <w:name w:val="Без списка"/>
     <w:uiPriority w:val="99"/>
     <w:semiHidden/>
     <w:unhideWhenUsed/>

--- a/server/src/templates/card-template.docx
+++ b/server/src/templates/card-template.docx
@@ -123,9 +123,9 @@
       </w:tblPr>
       <w:tblGrid>
         <w:gridCol w:w="2978"/>
-        <w:gridCol w:w="3400"/>
+        <w:gridCol w:w="3399"/>
         <w:gridCol w:w="2094"/>
-        <w:gridCol w:w="2019"/>
+        <w:gridCol w:w="2020"/>
       </w:tblGrid>
       <w:tr>
         <w:trPr/>
@@ -160,7 +160,7 @@
         </w:tc>
         <w:tc>
           <w:tcPr>
-            <w:tcW w:w="3400" w:type="dxa"/>
+            <w:tcW w:w="3399" w:type="dxa"/>
             <w:tcBorders/>
             <w:vAlign w:val="center"/>
           </w:tcPr>
@@ -218,7 +218,7 @@
         </w:tc>
         <w:tc>
           <w:tcPr>
-            <w:tcW w:w="2019" w:type="dxa"/>
+            <w:tcW w:w="2020" w:type="dxa"/>
             <w:tcBorders/>
             <w:vAlign w:val="center"/>
           </w:tcPr>
@@ -279,7 +279,7 @@
         </w:tc>
         <w:tc>
           <w:tcPr>
-            <w:tcW w:w="3400" w:type="dxa"/>
+            <w:tcW w:w="3399" w:type="dxa"/>
             <w:tcBorders/>
             <w:vAlign w:val="center"/>
           </w:tcPr>
@@ -337,7 +337,7 @@
         </w:tc>
         <w:tc>
           <w:tcPr>
-            <w:tcW w:w="2019" w:type="dxa"/>
+            <w:tcW w:w="2020" w:type="dxa"/>
             <w:tcBorders/>
             <w:vAlign w:val="center"/>
           </w:tcPr>
@@ -398,7 +398,7 @@
         </w:tc>
         <w:tc>
           <w:tcPr>
-            <w:tcW w:w="3400" w:type="dxa"/>
+            <w:tcW w:w="3399" w:type="dxa"/>
             <w:tcBorders/>
             <w:vAlign w:val="center"/>
           </w:tcPr>
@@ -427,7 +427,7 @@
         </w:tc>
         <w:tc>
           <w:tcPr>
-            <w:tcW w:w="4113" w:type="dxa"/>
+            <w:tcW w:w="4114" w:type="dxa"/>
             <w:gridSpan w:val="2"/>
             <w:tcBorders/>
             <w:vAlign w:val="center"/>
@@ -489,7 +489,7 @@
         </w:tc>
         <w:tc>
           <w:tcPr>
-            <w:tcW w:w="3400" w:type="dxa"/>
+            <w:tcW w:w="3399" w:type="dxa"/>
             <w:tcBorders/>
             <w:vAlign w:val="center"/>
           </w:tcPr>
@@ -547,7 +547,7 @@
         </w:tc>
         <w:tc>
           <w:tcPr>
-            <w:tcW w:w="2019" w:type="dxa"/>
+            <w:tcW w:w="2020" w:type="dxa"/>
             <w:tcBorders/>
             <w:vAlign w:val="center"/>
           </w:tcPr>
@@ -608,7 +608,7 @@
         </w:tc>
         <w:tc>
           <w:tcPr>
-            <w:tcW w:w="3400" w:type="dxa"/>
+            <w:tcW w:w="3399" w:type="dxa"/>
             <w:tcBorders/>
             <w:vAlign w:val="center"/>
           </w:tcPr>
@@ -666,7 +666,7 @@
         </w:tc>
         <w:tc>
           <w:tcPr>
-            <w:tcW w:w="2019" w:type="dxa"/>
+            <w:tcW w:w="2020" w:type="dxa"/>
             <w:tcBorders/>
             <w:vAlign w:val="center"/>
           </w:tcPr>
@@ -727,7 +727,7 @@
         </w:tc>
         <w:tc>
           <w:tcPr>
-            <w:tcW w:w="3400" w:type="dxa"/>
+            <w:tcW w:w="3399" w:type="dxa"/>
             <w:tcBorders/>
             <w:vAlign w:val="center"/>
           </w:tcPr>
@@ -785,7 +785,7 @@
         </w:tc>
         <w:tc>
           <w:tcPr>
-            <w:tcW w:w="2019" w:type="dxa"/>
+            <w:tcW w:w="2020" w:type="dxa"/>
             <w:tcBorders/>
             <w:vAlign w:val="center"/>
           </w:tcPr>
@@ -846,7 +846,7 @@
         </w:tc>
         <w:tc>
           <w:tcPr>
-            <w:tcW w:w="3400" w:type="dxa"/>
+            <w:tcW w:w="3399" w:type="dxa"/>
             <w:tcBorders/>
             <w:vAlign w:val="center"/>
           </w:tcPr>
@@ -904,7 +904,7 @@
         </w:tc>
         <w:tc>
           <w:tcPr>
-            <w:tcW w:w="2019" w:type="dxa"/>
+            <w:tcW w:w="2020" w:type="dxa"/>
             <w:tcBorders/>
             <w:vAlign w:val="center"/>
           </w:tcPr>
@@ -965,7 +965,7 @@
         </w:tc>
         <w:tc>
           <w:tcPr>
-            <w:tcW w:w="3400" w:type="dxa"/>
+            <w:tcW w:w="3399" w:type="dxa"/>
             <w:tcBorders/>
             <w:vAlign w:val="center"/>
           </w:tcPr>
@@ -1023,7 +1023,7 @@
         </w:tc>
         <w:tc>
           <w:tcPr>
-            <w:tcW w:w="2019" w:type="dxa"/>
+            <w:tcW w:w="2020" w:type="dxa"/>
             <w:tcBorders/>
             <w:vAlign w:val="center"/>
           </w:tcPr>
@@ -1098,11 +1098,11 @@
         </w:tblCellMar>
       </w:tblPr>
       <w:tblGrid>
-        <w:gridCol w:w="6358"/>
-        <w:gridCol w:w="8"/>
+        <w:gridCol w:w="6357"/>
+        <w:gridCol w:w="9"/>
         <w:gridCol w:w="1585"/>
-        <w:gridCol w:w="5"/>
-        <w:gridCol w:w="2556"/>
+        <w:gridCol w:w="4"/>
+        <w:gridCol w:w="2557"/>
       </w:tblGrid>
       <w:tr>
         <w:trPr>
@@ -1143,7 +1143,7 @@
         </w:tc>
         <w:tc>
           <w:tcPr>
-            <w:tcW w:w="1590" w:type="dxa"/>
+            <w:tcW w:w="1589" w:type="dxa"/>
             <w:gridSpan w:val="2"/>
             <w:tcBorders>
               <w:top w:val="single" w:sz="2" w:space="0" w:color="000000"/>
@@ -1176,7 +1176,7 @@
         </w:tc>
         <w:tc>
           <w:tcPr>
-            <w:tcW w:w="2556" w:type="dxa"/>
+            <w:tcW w:w="2557" w:type="dxa"/>
             <w:tcBorders>
               <w:top w:val="single" w:sz="2" w:space="0" w:color="000000"/>
               <w:left w:val="single" w:sz="2" w:space="0" w:color="000000"/>
@@ -1245,7 +1245,7 @@
         </w:tc>
         <w:tc>
           <w:tcPr>
-            <w:tcW w:w="1590" w:type="dxa"/>
+            <w:tcW w:w="1589" w:type="dxa"/>
             <w:gridSpan w:val="2"/>
             <w:tcBorders>
               <w:top w:val="single" w:sz="2" w:space="0" w:color="000000"/>
@@ -1277,7 +1277,7 @@
         </w:tc>
         <w:tc>
           <w:tcPr>
-            <w:tcW w:w="2556" w:type="dxa"/>
+            <w:tcW w:w="2557" w:type="dxa"/>
             <w:tcBorders>
               <w:top w:val="single" w:sz="2" w:space="0" w:color="000000"/>
               <w:left w:val="single" w:sz="2" w:space="0" w:color="000000"/>
@@ -1348,7 +1348,7 @@
         </w:trPr>
         <w:tc>
           <w:tcPr>
-            <w:tcW w:w="6358" w:type="dxa"/>
+            <w:tcW w:w="6357" w:type="dxa"/>
             <w:tcBorders>
               <w:top w:val="single" w:sz="2" w:space="0" w:color="000000"/>
               <w:left w:val="single" w:sz="2" w:space="0" w:color="000000"/>
@@ -1379,7 +1379,7 @@
         </w:tc>
         <w:tc>
           <w:tcPr>
-            <w:tcW w:w="1593" w:type="dxa"/>
+            <w:tcW w:w="1594" w:type="dxa"/>
             <w:gridSpan w:val="2"/>
             <w:tcBorders>
               <w:top w:val="single" w:sz="2" w:space="0" w:color="000000"/>
@@ -1482,7 +1482,7 @@
         </w:trPr>
         <w:tc>
           <w:tcPr>
-            <w:tcW w:w="6358" w:type="dxa"/>
+            <w:tcW w:w="6357" w:type="dxa"/>
             <w:tcBorders>
               <w:top w:val="single" w:sz="2" w:space="0" w:color="000000"/>
               <w:left w:val="single" w:sz="2" w:space="0" w:color="000000"/>
@@ -1512,7 +1512,7 @@
         </w:tc>
         <w:tc>
           <w:tcPr>
-            <w:tcW w:w="1593" w:type="dxa"/>
+            <w:tcW w:w="1594" w:type="dxa"/>
             <w:gridSpan w:val="2"/>
             <w:tcBorders>
               <w:top w:val="single" w:sz="2" w:space="0" w:color="000000"/>
@@ -1615,7 +1615,7 @@
         </w:trPr>
         <w:tc>
           <w:tcPr>
-            <w:tcW w:w="6358" w:type="dxa"/>
+            <w:tcW w:w="6357" w:type="dxa"/>
             <w:tcBorders>
               <w:top w:val="single" w:sz="2" w:space="0" w:color="000000"/>
               <w:left w:val="single" w:sz="2" w:space="0" w:color="000000"/>
@@ -1645,7 +1645,7 @@
         </w:tc>
         <w:tc>
           <w:tcPr>
-            <w:tcW w:w="1593" w:type="dxa"/>
+            <w:tcW w:w="1594" w:type="dxa"/>
             <w:gridSpan w:val="2"/>
             <w:tcBorders>
               <w:top w:val="single" w:sz="6" w:space="0" w:color="000000"/>
@@ -1758,8 +1758,8 @@
       </w:tblPr>
       <w:tblGrid>
         <w:gridCol w:w="5170"/>
-        <w:gridCol w:w="1849"/>
-        <w:gridCol w:w="3441"/>
+        <w:gridCol w:w="1848"/>
+        <w:gridCol w:w="3442"/>
       </w:tblGrid>
       <w:tr>
         <w:trPr>
@@ -1819,7 +1819,7 @@
         </w:tc>
         <w:tc>
           <w:tcPr>
-            <w:tcW w:w="1849" w:type="dxa"/>
+            <w:tcW w:w="1848" w:type="dxa"/>
             <w:tcBorders>
               <w:top w:val="single" w:sz="2" w:space="0" w:color="000000"/>
               <w:left w:val="single" w:sz="2" w:space="0" w:color="000000"/>
@@ -1850,7 +1850,7 @@
         </w:tc>
         <w:tc>
           <w:tcPr>
-            <w:tcW w:w="3441" w:type="dxa"/>
+            <w:tcW w:w="3442" w:type="dxa"/>
             <w:tcBorders>
               <w:top w:val="single" w:sz="2" w:space="0" w:color="000000"/>
               <w:left w:val="single" w:sz="2" w:space="0" w:color="000000"/>
@@ -1911,7 +1911,7 @@
         </w:tc>
         <w:tc>
           <w:tcPr>
-            <w:tcW w:w="1849" w:type="dxa"/>
+            <w:tcW w:w="1848" w:type="dxa"/>
             <w:tcBorders>
               <w:top w:val="single" w:sz="2" w:space="0" w:color="000000"/>
               <w:left w:val="single" w:sz="2" w:space="0" w:color="000000"/>
@@ -1942,7 +1942,7 @@
         </w:tc>
         <w:tc>
           <w:tcPr>
-            <w:tcW w:w="3441" w:type="dxa"/>
+            <w:tcW w:w="3442" w:type="dxa"/>
             <w:tcBorders>
               <w:top w:val="single" w:sz="2" w:space="0" w:color="000000"/>
               <w:left w:val="single" w:sz="2" w:space="0" w:color="000000"/>
@@ -2003,13 +2003,13 @@
         </w:tblCellMar>
       </w:tblPr>
       <w:tblGrid>
-        <w:gridCol w:w="2409"/>
+        <w:gridCol w:w="2408"/>
         <w:gridCol w:w="1991"/>
-        <w:gridCol w:w="530"/>
-        <w:gridCol w:w="570"/>
-        <w:gridCol w:w="1020"/>
-        <w:gridCol w:w="1330"/>
-        <w:gridCol w:w="710"/>
+        <w:gridCol w:w="531"/>
+        <w:gridCol w:w="569"/>
+        <w:gridCol w:w="1021"/>
+        <w:gridCol w:w="1329"/>
+        <w:gridCol w:w="711"/>
         <w:gridCol w:w="740"/>
         <w:gridCol w:w="1210"/>
       </w:tblGrid>
@@ -2017,7 +2017,7 @@
         <w:trPr/>
         <w:tc>
           <w:tcPr>
-            <w:tcW w:w="2409" w:type="dxa"/>
+            <w:tcW w:w="2408" w:type="dxa"/>
             <w:vMerge w:val="restart"/>
             <w:tcBorders>
               <w:top w:val="single" w:sz="2" w:space="0" w:color="000000"/>
@@ -2113,7 +2113,7 @@
         </w:tc>
         <w:tc>
           <w:tcPr>
-            <w:tcW w:w="2660" w:type="dxa"/>
+            <w:tcW w:w="2661" w:type="dxa"/>
             <w:gridSpan w:val="3"/>
             <w:tcBorders>
               <w:top w:val="single" w:sz="2" w:space="0" w:color="000000"/>
@@ -2167,7 +2167,7 @@
         <w:trPr/>
         <w:tc>
           <w:tcPr>
-            <w:tcW w:w="2409" w:type="dxa"/>
+            <w:tcW w:w="2408" w:type="dxa"/>
             <w:vMerge w:val="continue"/>
             <w:tcBorders>
               <w:top w:val="single" w:sz="2" w:space="0" w:color="000000"/>
@@ -2221,7 +2221,7 @@
         </w:tc>
         <w:tc>
           <w:tcPr>
-            <w:tcW w:w="530" w:type="dxa"/>
+            <w:tcW w:w="531" w:type="dxa"/>
             <w:tcBorders>
               <w:top w:val="single" w:sz="2" w:space="0" w:color="000000"/>
               <w:left w:val="single" w:sz="2" w:space="0" w:color="000000"/>
@@ -2253,7 +2253,7 @@
         </w:tc>
         <w:tc>
           <w:tcPr>
-            <w:tcW w:w="570" w:type="dxa"/>
+            <w:tcW w:w="569" w:type="dxa"/>
             <w:tcBorders>
               <w:top w:val="single" w:sz="2" w:space="0" w:color="000000"/>
               <w:left w:val="single" w:sz="2" w:space="0" w:color="000000"/>
@@ -2285,7 +2285,7 @@
         </w:tc>
         <w:tc>
           <w:tcPr>
-            <w:tcW w:w="1020" w:type="dxa"/>
+            <w:tcW w:w="1021" w:type="dxa"/>
             <w:tcBorders>
               <w:top w:val="single" w:sz="2" w:space="0" w:color="000000"/>
               <w:left w:val="single" w:sz="2" w:space="0" w:color="000000"/>
@@ -2356,7 +2356,7 @@
         </w:tc>
         <w:tc>
           <w:tcPr>
-            <w:tcW w:w="1330" w:type="dxa"/>
+            <w:tcW w:w="1329" w:type="dxa"/>
             <w:tcBorders>
               <w:top w:val="single" w:sz="2" w:space="0" w:color="000000"/>
               <w:left w:val="single" w:sz="2" w:space="0" w:color="000000"/>
@@ -2388,7 +2388,7 @@
         </w:tc>
         <w:tc>
           <w:tcPr>
-            <w:tcW w:w="710" w:type="dxa"/>
+            <w:tcW w:w="711" w:type="dxa"/>
             <w:tcBorders>
               <w:top w:val="single" w:sz="2" w:space="0" w:color="000000"/>
               <w:left w:val="single" w:sz="2" w:space="0" w:color="000000"/>
@@ -2489,7 +2489,7 @@
         </w:trPr>
         <w:tc>
           <w:tcPr>
-            <w:tcW w:w="2409" w:type="dxa"/>
+            <w:tcW w:w="2408" w:type="dxa"/>
             <w:tcBorders>
               <w:top w:val="single" w:sz="2" w:space="0" w:color="000000"/>
               <w:left w:val="single" w:sz="2" w:space="0" w:color="000000"/>
@@ -2551,7 +2551,7 @@
         </w:tc>
         <w:tc>
           <w:tcPr>
-            <w:tcW w:w="530" w:type="dxa"/>
+            <w:tcW w:w="531" w:type="dxa"/>
             <w:tcBorders>
               <w:top w:val="single" w:sz="2" w:space="0" w:color="000000"/>
               <w:left w:val="single" w:sz="2" w:space="0" w:color="000000"/>
@@ -2582,7 +2582,7 @@
         </w:tc>
         <w:tc>
           <w:tcPr>
-            <w:tcW w:w="570" w:type="dxa"/>
+            <w:tcW w:w="569" w:type="dxa"/>
             <w:tcBorders>
               <w:top w:val="single" w:sz="2" w:space="0" w:color="000000"/>
               <w:left w:val="single" w:sz="2" w:space="0" w:color="000000"/>
@@ -2613,7 +2613,7 @@
         </w:tc>
         <w:tc>
           <w:tcPr>
-            <w:tcW w:w="1020" w:type="dxa"/>
+            <w:tcW w:w="1021" w:type="dxa"/>
             <w:tcBorders>
               <w:top w:val="single" w:sz="2" w:space="0" w:color="000000"/>
               <w:left w:val="single" w:sz="2" w:space="0" w:color="000000"/>
@@ -2644,7 +2644,7 @@
         </w:tc>
         <w:tc>
           <w:tcPr>
-            <w:tcW w:w="1330" w:type="dxa"/>
+            <w:tcW w:w="1329" w:type="dxa"/>
             <w:tcBorders>
               <w:top w:val="single" w:sz="2" w:space="0" w:color="000000"/>
               <w:left w:val="single" w:sz="2" w:space="0" w:color="000000"/>
@@ -2675,7 +2675,7 @@
         </w:tc>
         <w:tc>
           <w:tcPr>
-            <w:tcW w:w="710" w:type="dxa"/>
+            <w:tcW w:w="711" w:type="dxa"/>
             <w:tcBorders>
               <w:top w:val="single" w:sz="2" w:space="0" w:color="000000"/>
               <w:left w:val="single" w:sz="2" w:space="0" w:color="000000"/>
@@ -2773,7 +2773,7 @@
         </w:trPr>
         <w:tc>
           <w:tcPr>
-            <w:tcW w:w="2409" w:type="dxa"/>
+            <w:tcW w:w="2408" w:type="dxa"/>
             <w:tcBorders>
               <w:top w:val="single" w:sz="2" w:space="0" w:color="000000"/>
               <w:left w:val="single" w:sz="2" w:space="0" w:color="000000"/>
@@ -2833,7 +2833,7 @@
         </w:tc>
         <w:tc>
           <w:tcPr>
-            <w:tcW w:w="530" w:type="dxa"/>
+            <w:tcW w:w="531" w:type="dxa"/>
             <w:tcBorders>
               <w:top w:val="single" w:sz="2" w:space="0" w:color="000000"/>
               <w:left w:val="single" w:sz="2" w:space="0" w:color="000000"/>
@@ -2863,7 +2863,7 @@
         </w:tc>
         <w:tc>
           <w:tcPr>
-            <w:tcW w:w="570" w:type="dxa"/>
+            <w:tcW w:w="569" w:type="dxa"/>
             <w:tcBorders>
               <w:top w:val="single" w:sz="2" w:space="0" w:color="000000"/>
               <w:left w:val="single" w:sz="2" w:space="0" w:color="000000"/>
@@ -2893,7 +2893,7 @@
         </w:tc>
         <w:tc>
           <w:tcPr>
-            <w:tcW w:w="1020" w:type="dxa"/>
+            <w:tcW w:w="1021" w:type="dxa"/>
             <w:tcBorders>
               <w:top w:val="single" w:sz="2" w:space="0" w:color="000000"/>
               <w:left w:val="single" w:sz="2" w:space="0" w:color="000000"/>
@@ -2923,7 +2923,7 @@
         </w:tc>
         <w:tc>
           <w:tcPr>
-            <w:tcW w:w="1330" w:type="dxa"/>
+            <w:tcW w:w="1329" w:type="dxa"/>
             <w:tcBorders>
               <w:top w:val="single" w:sz="2" w:space="0" w:color="000000"/>
               <w:left w:val="single" w:sz="2" w:space="0" w:color="000000"/>
@@ -2953,7 +2953,7 @@
         </w:tc>
         <w:tc>
           <w:tcPr>
-            <w:tcW w:w="710" w:type="dxa"/>
+            <w:tcW w:w="711" w:type="dxa"/>
             <w:tcBorders>
               <w:top w:val="single" w:sz="2" w:space="0" w:color="000000"/>
               <w:left w:val="single" w:sz="2" w:space="0" w:color="000000"/>
@@ -3117,7 +3117,7 @@
       </w:r>
       <w:r>
         <w:rPr>
-          <w:rStyle w:val="Style8"/>
+          <w:rStyle w:val="user"/>
           <w:rFonts w:cs="Times New Roman"/>
         </w:rPr>
         <w:t>*</w:t>
@@ -3145,7 +3145,7 @@
       </w:pPr>
       <w:r>
         <w:rPr>
-          <w:rStyle w:val="Style8"/>
+          <w:rStyle w:val="user"/>
           <w:rFonts w:cs="Times New Roman"/>
         </w:rPr>
         <w:t>**</w:t>
@@ -3710,8 +3710,8 @@
       <w:u w:val="single"/>
     </w:rPr>
   </w:style>
-  <w:style w:type="character" w:styleId="user" w:customStyle="1">
-    <w:name w:val="Символ сноски (user)"/>
+  <w:style w:type="character" w:styleId="Style8" w:customStyle="1">
+    <w:name w:val="Символ сноски"/>
     <w:uiPriority w:val="99"/>
     <w:semiHidden/>
     <w:unhideWhenUsed/>
@@ -3720,8 +3720,8 @@
       <w:vertAlign w:val="superscript"/>
     </w:rPr>
   </w:style>
-  <w:style w:type="character" w:styleId="Style8" w:customStyle="1">
-    <w:name w:val="Символ сноски"/>
+  <w:style w:type="character" w:styleId="user" w:customStyle="1">
+    <w:name w:val="Символ сноски (user)"/>
     <w:qFormat/>
     <w:rPr>
       <w:vertAlign w:val="superscript"/>
@@ -3744,8 +3744,8 @@
       <w:szCs w:val="20"/>
     </w:rPr>
   </w:style>
-  <w:style w:type="character" w:styleId="user1" w:customStyle="1">
-    <w:name w:val="Символ концевой сноски (user)"/>
+  <w:style w:type="character" w:styleId="Style10" w:customStyle="1">
+    <w:name w:val="Символ концевой сноски"/>
     <w:uiPriority w:val="99"/>
     <w:semiHidden/>
     <w:unhideWhenUsed/>
@@ -3754,8 +3754,8 @@
       <w:vertAlign w:val="superscript"/>
     </w:rPr>
   </w:style>
-  <w:style w:type="character" w:styleId="Style10" w:customStyle="1">
-    <w:name w:val="Символ концевой сноски"/>
+  <w:style w:type="character" w:styleId="user1" w:customStyle="1">
+    <w:name w:val="Символ концевой сноски (user)"/>
     <w:qFormat/>
     <w:rPr>
       <w:vertAlign w:val="superscript"/>
@@ -3800,7 +3800,7 @@
       <w:szCs w:val="18"/>
     </w:rPr>
   </w:style>
-  <w:style w:type="paragraph" w:styleId="Style14" w:customStyle="1">
+  <w:style w:type="paragraph" w:styleId="Style14">
     <w:name w:val="Заголовок"/>
     <w:basedOn w:val="Normal"/>
     <w:next w:val="BodyText"/>
@@ -3810,7 +3810,7 @@
       <w:spacing w:before="240" w:after="120"/>
     </w:pPr>
     <w:rPr>
-      <w:rFonts w:ascii="Liberation Sans" w:hAnsi="Liberation Sans" w:eastAsia="Noto Sans CJK SC"/>
+      <w:rFonts w:ascii="Liberation Sans" w:hAnsi="Liberation Sans" w:eastAsia="Noto Sans CJK SC" w:cs="Noto Sans Devanagari"/>
       <w:sz w:val="28"/>
       <w:szCs w:val="28"/>
     </w:rPr>
@@ -3844,16 +3844,18 @@
       <w:szCs w:val="24"/>
     </w:rPr>
   </w:style>
-  <w:style w:type="paragraph" w:styleId="Style15" w:customStyle="1">
+  <w:style w:type="paragraph" w:styleId="Style15">
     <w:name w:val="Указатель"/>
     <w:basedOn w:val="Normal"/>
     <w:qFormat/>
     <w:pPr>
       <w:suppressLineNumbers/>
     </w:pPr>
-    <w:rPr/>
+    <w:rPr>
+      <w:rFonts w:cs="Noto Sans Devanagari"/>
+    </w:rPr>
   </w:style>
-  <w:style w:type="paragraph" w:styleId="user2">
+  <w:style w:type="paragraph" w:styleId="user2" w:customStyle="1">
     <w:name w:val="Заголовок (user)"/>
     <w:basedOn w:val="Normal"/>
     <w:next w:val="BodyText"/>
@@ -3863,21 +3865,19 @@
       <w:spacing w:before="240" w:after="120"/>
     </w:pPr>
     <w:rPr>
-      <w:rFonts w:ascii="Liberation Sans" w:hAnsi="Liberation Sans" w:eastAsia="Noto Sans CJK SC" w:cs="Noto Sans Devanagari"/>
+      <w:rFonts w:ascii="Liberation Sans" w:hAnsi="Liberation Sans" w:eastAsia="Noto Sans CJK SC"/>
       <w:sz w:val="28"/>
       <w:szCs w:val="28"/>
     </w:rPr>
   </w:style>
-  <w:style w:type="paragraph" w:styleId="user3">
+  <w:style w:type="paragraph" w:styleId="user3" w:customStyle="1">
     <w:name w:val="Указатель (user)"/>
     <w:basedOn w:val="Normal"/>
     <w:qFormat/>
     <w:pPr>
       <w:suppressLineNumbers/>
     </w:pPr>
-    <w:rPr>
-      <w:rFonts w:cs="Noto Sans Devanagari"/>
-    </w:rPr>
+    <w:rPr/>
   </w:style>
   <w:style w:type="paragraph" w:styleId="Title">
     <w:name w:val="Title"/>
@@ -3960,6 +3960,28 @@
     <w:pPr/>
     <w:rPr/>
   </w:style>
+  <w:style w:type="paragraph" w:styleId="Style16" w:customStyle="1">
+    <w:name w:val="Содержимое таблицы"/>
+    <w:basedOn w:val="Normal"/>
+    <w:qFormat/>
+    <w:pPr>
+      <w:widowControl w:val="false"/>
+      <w:suppressLineNumbers/>
+    </w:pPr>
+    <w:rPr/>
+  </w:style>
+  <w:style w:type="paragraph" w:styleId="Style17" w:customStyle="1">
+    <w:name w:val="Заголовок таблицы"/>
+    <w:basedOn w:val="Style16"/>
+    <w:qFormat/>
+    <w:pPr>
+      <w:jc w:val="center"/>
+    </w:pPr>
+    <w:rPr>
+      <w:b/>
+      <w:bCs/>
+    </w:rPr>
+  </w:style>
   <w:style w:type="paragraph" w:styleId="user4" w:customStyle="1">
     <w:name w:val="Содержимое таблицы (user)"/>
     <w:basedOn w:val="Normal"/>
@@ -3982,37 +4004,15 @@
       <w:bCs/>
     </w:rPr>
   </w:style>
-  <w:style w:type="paragraph" w:styleId="Style16" w:customStyle="1">
-    <w:name w:val="Содержимое таблицы"/>
-    <w:basedOn w:val="Normal"/>
-    <w:qFormat/>
-    <w:pPr>
-      <w:widowControl w:val="false"/>
-      <w:suppressLineNumbers/>
-    </w:pPr>
-    <w:rPr/>
-  </w:style>
-  <w:style w:type="paragraph" w:styleId="Style17" w:customStyle="1">
-    <w:name w:val="Заголовок таблицы"/>
-    <w:basedOn w:val="Style16"/>
-    <w:qFormat/>
-    <w:pPr>
-      <w:jc w:val="center"/>
-    </w:pPr>
-    <w:rPr>
-      <w:b/>
-      <w:bCs/>
-    </w:rPr>
-  </w:style>
-  <w:style w:type="paragraph" w:styleId="Style18">
-    <w:name w:val="Колонтитулы"/>
+  <w:style w:type="paragraph" w:styleId="user6">
+    <w:name w:val="Колонтитулы (user)"/>
     <w:basedOn w:val="Normal"/>
     <w:qFormat/>
     <w:pPr/>
     <w:rPr/>
   </w:style>
-  <w:style w:type="paragraph" w:styleId="user6">
-    <w:name w:val="Колонтитулы (user)"/>
+  <w:style w:type="paragraph" w:styleId="Style18">
+    <w:name w:val="Колонтитулы"/>
     <w:basedOn w:val="Normal"/>
     <w:qFormat/>
     <w:pPr/>
@@ -4056,8 +4056,8 @@
       <w:szCs w:val="18"/>
     </w:rPr>
   </w:style>
-  <w:style w:type="numbering" w:styleId="Style19" w:default="1">
-    <w:name w:val="Без списка"/>
+  <w:style w:type="numbering" w:styleId="user7" w:default="1">
+    <w:name w:val="Без списка (user)"/>
     <w:uiPriority w:val="99"/>
     <w:semiHidden/>
     <w:unhideWhenUsed/>
